--- a/hin/docx/046.content.docx
+++ b/hin/docx/046.content.docx
@@ -439,90 +439,66 @@
           <w:lang w:val="hi_IN" w:bidi="hi_IN"/>
         </w:rPr>
       </w:r>
-      <w:hyperlink r:id="rId13">
-        <w:r>
-          <w:rPr>
-            <w:lang w:val="hi_IN" w:bidi="hi_IN"/>
-          </w:rPr>
-          <w:rPr>
-            <w:color w:val="0000EE"/>
-            <w:u w:val="single"/>
-          </w:rPr>
-          <w:t>यहेजकेल 21:10–11</w:t>
-        </w:r>
-      </w:hyperlink>
-    </w:p>
-    <w:p>
-      <w:pPr>
-        <w:pStyle w:val="ListBullet"/>
-        <w:spacing w:line="240" w:lineRule="auto"/>
-        <w:ind w:left="720"/>
-      </w:pPr>
-      <w:r>
-        <w:rPr>
-          <w:lang w:val="hi_IN" w:bidi="hi_IN"/>
-        </w:rPr>
-      </w:r>
-      <w:hyperlink r:id="rId14">
-        <w:r>
-          <w:rPr>
-            <w:lang w:val="hi_IN" w:bidi="hi_IN"/>
-          </w:rPr>
-          <w:rPr>
-            <w:color w:val="0000EE"/>
-            <w:u w:val="single"/>
-          </w:rPr>
-          <w:t>इब्रानियों 07:01</w:t>
-        </w:r>
-      </w:hyperlink>
-    </w:p>
-    <w:p>
-      <w:pPr>
-        <w:pStyle w:val="ListBullet"/>
-        <w:spacing w:line="240" w:lineRule="auto"/>
-        <w:ind w:left="720"/>
-      </w:pPr>
-      <w:r>
-        <w:rPr>
-          <w:lang w:val="hi_IN" w:bidi="hi_IN"/>
-        </w:rPr>
-      </w:r>
-      <w:hyperlink r:id="rId15">
-        <w:r>
-          <w:rPr>
-            <w:lang w:val="hi_IN" w:bidi="hi_IN"/>
-          </w:rPr>
-          <w:rPr>
-            <w:color w:val="0000EE"/>
-            <w:u w:val="single"/>
-          </w:rPr>
-          <w:t>यशायाह 34:02</w:t>
-        </w:r>
-      </w:hyperlink>
-    </w:p>
-    <w:p>
-      <w:pPr>
-        <w:pStyle w:val="ListBullet"/>
-        <w:spacing w:line="240" w:lineRule="auto"/>
-        <w:ind w:left="720"/>
-      </w:pPr>
-      <w:r>
-        <w:rPr>
-          <w:lang w:val="hi_IN" w:bidi="hi_IN"/>
-        </w:rPr>
-      </w:r>
-      <w:hyperlink r:id="rId16">
-        <w:r>
-          <w:rPr>
-            <w:lang w:val="hi_IN" w:bidi="hi_IN"/>
-          </w:rPr>
-          <w:rPr>
-            <w:color w:val="0000EE"/>
-            <w:u w:val="single"/>
-          </w:rPr>
-          <w:t>यिर्मयाह 25:34</w:t>
-        </w:r>
-      </w:hyperlink>
+      <w:r>
+        <w:rPr>
+          <w:lang w:val="hi_IN" w:bidi="hi_IN"/>
+        </w:rPr>
+        <w:t>यहेजकेल 21:10–11</w:t>
+      </w:r>
+    </w:p>
+    <w:p>
+      <w:pPr>
+        <w:pStyle w:val="ListBullet"/>
+        <w:spacing w:line="240" w:lineRule="auto"/>
+        <w:ind w:left="720"/>
+      </w:pPr>
+      <w:r>
+        <w:rPr>
+          <w:lang w:val="hi_IN" w:bidi="hi_IN"/>
+        </w:rPr>
+      </w:r>
+      <w:r>
+        <w:rPr>
+          <w:lang w:val="hi_IN" w:bidi="hi_IN"/>
+        </w:rPr>
+        <w:t>इब्रानियों 07:01</w:t>
+      </w:r>
+    </w:p>
+    <w:p>
+      <w:pPr>
+        <w:pStyle w:val="ListBullet"/>
+        <w:spacing w:line="240" w:lineRule="auto"/>
+        <w:ind w:left="720"/>
+      </w:pPr>
+      <w:r>
+        <w:rPr>
+          <w:lang w:val="hi_IN" w:bidi="hi_IN"/>
+        </w:rPr>
+      </w:r>
+      <w:r>
+        <w:rPr>
+          <w:lang w:val="hi_IN" w:bidi="hi_IN"/>
+        </w:rPr>
+        <w:t>यशायाह 34:02</w:t>
+      </w:r>
+    </w:p>
+    <w:p>
+      <w:pPr>
+        <w:pStyle w:val="ListBullet"/>
+        <w:spacing w:line="240" w:lineRule="auto"/>
+        <w:ind w:left="720"/>
+      </w:pPr>
+      <w:r>
+        <w:rPr>
+          <w:lang w:val="hi_IN" w:bidi="hi_IN"/>
+        </w:rPr>
+      </w:r>
+      <w:r>
+        <w:rPr>
+          <w:lang w:val="hi_IN" w:bidi="hi_IN"/>
+        </w:rPr>
+        <w:t>यिर्मयाह 25:34</w:t>
+      </w:r>
     </w:p>
     <w:p>
       <w:pPr>
@@ -714,90 +690,66 @@
           <w:lang w:val="hi_IN" w:bidi="hi_IN"/>
         </w:rPr>
       </w:r>
-      <w:hyperlink r:id="rId17">
-        <w:r>
-          <w:rPr>
-            <w:lang w:val="hi_IN" w:bidi="hi_IN"/>
-          </w:rPr>
-          <w:rPr>
-            <w:color w:val="0000EE"/>
-            <w:u w:val="single"/>
-          </w:rPr>
-          <w:t>2 राजा 23:31</w:t>
-        </w:r>
-      </w:hyperlink>
-    </w:p>
-    <w:p>
-      <w:pPr>
-        <w:pStyle w:val="ListBullet"/>
-        <w:spacing w:line="240" w:lineRule="auto"/>
-        <w:ind w:left="720"/>
-      </w:pPr>
-      <w:r>
-        <w:rPr>
-          <w:lang w:val="hi_IN" w:bidi="hi_IN"/>
-        </w:rPr>
-      </w:r>
-      <w:hyperlink r:id="rId18">
-        <w:r>
-          <w:rPr>
-            <w:lang w:val="hi_IN" w:bidi="hi_IN"/>
-          </w:rPr>
-          <w:rPr>
-            <w:color w:val="0000EE"/>
-            <w:u w:val="single"/>
-          </w:rPr>
-          <w:t>प्रे.का. 19:8–10</w:t>
-        </w:r>
-      </w:hyperlink>
-    </w:p>
-    <w:p>
-      <w:pPr>
-        <w:pStyle w:val="ListBullet"/>
-        <w:spacing w:line="240" w:lineRule="auto"/>
-        <w:ind w:left="720"/>
-      </w:pPr>
-      <w:r>
-        <w:rPr>
-          <w:lang w:val="hi_IN" w:bidi="hi_IN"/>
-        </w:rPr>
-      </w:r>
-      <w:hyperlink r:id="rId19">
-        <w:r>
-          <w:rPr>
-            <w:lang w:val="hi_IN" w:bidi="hi_IN"/>
-          </w:rPr>
-          <w:rPr>
-            <w:color w:val="0000EE"/>
-            <w:u w:val="single"/>
-          </w:rPr>
-          <w:t>दानिय्येल 8:1</w:t>
-        </w:r>
-      </w:hyperlink>
-    </w:p>
-    <w:p>
-      <w:pPr>
-        <w:pStyle w:val="ListBullet"/>
-        <w:spacing w:line="240" w:lineRule="auto"/>
-        <w:ind w:left="720"/>
-      </w:pPr>
-      <w:r>
-        <w:rPr>
-          <w:lang w:val="hi_IN" w:bidi="hi_IN"/>
-        </w:rPr>
-      </w:r>
-      <w:hyperlink r:id="rId20">
-        <w:r>
-          <w:rPr>
-            <w:lang w:val="hi_IN" w:bidi="hi_IN"/>
-          </w:rPr>
-          <w:rPr>
-            <w:color w:val="0000EE"/>
-            <w:u w:val="single"/>
-          </w:rPr>
-          <w:t>निर्गमन 12:2</w:t>
-        </w:r>
-      </w:hyperlink>
+      <w:r>
+        <w:rPr>
+          <w:lang w:val="hi_IN" w:bidi="hi_IN"/>
+        </w:rPr>
+        <w:t>2 राजा 23:31</w:t>
+      </w:r>
+    </w:p>
+    <w:p>
+      <w:pPr>
+        <w:pStyle w:val="ListBullet"/>
+        <w:spacing w:line="240" w:lineRule="auto"/>
+        <w:ind w:left="720"/>
+      </w:pPr>
+      <w:r>
+        <w:rPr>
+          <w:lang w:val="hi_IN" w:bidi="hi_IN"/>
+        </w:rPr>
+      </w:r>
+      <w:r>
+        <w:rPr>
+          <w:lang w:val="hi_IN" w:bidi="hi_IN"/>
+        </w:rPr>
+        <w:t>प्रे.का. 19:8–10</w:t>
+      </w:r>
+    </w:p>
+    <w:p>
+      <w:pPr>
+        <w:pStyle w:val="ListBullet"/>
+        <w:spacing w:line="240" w:lineRule="auto"/>
+        <w:ind w:left="720"/>
+      </w:pPr>
+      <w:r>
+        <w:rPr>
+          <w:lang w:val="hi_IN" w:bidi="hi_IN"/>
+        </w:rPr>
+      </w:r>
+      <w:r>
+        <w:rPr>
+          <w:lang w:val="hi_IN" w:bidi="hi_IN"/>
+        </w:rPr>
+        <w:t>दानिय्येल 8:1</w:t>
+      </w:r>
+    </w:p>
+    <w:p>
+      <w:pPr>
+        <w:pStyle w:val="ListBullet"/>
+        <w:spacing w:line="240" w:lineRule="auto"/>
+        <w:ind w:left="720"/>
+      </w:pPr>
+      <w:r>
+        <w:rPr>
+          <w:lang w:val="hi_IN" w:bidi="hi_IN"/>
+        </w:rPr>
+      </w:r>
+      <w:r>
+        <w:rPr>
+          <w:lang w:val="hi_IN" w:bidi="hi_IN"/>
+        </w:rPr>
+        <w:t>निर्गमन 12:2</w:t>
+      </w:r>
     </w:p>
     <w:p>
       <w:pPr>
@@ -1009,66 +961,48 @@
           <w:lang w:val="hi_IN" w:bidi="hi_IN"/>
         </w:rPr>
       </w:r>
-      <w:hyperlink r:id="rId21">
-        <w:r>
-          <w:rPr>
-            <w:lang w:val="hi_IN" w:bidi="hi_IN"/>
-          </w:rPr>
-          <w:rPr>
-            <w:color w:val="0000EE"/>
-            <w:u w:val="single"/>
-          </w:rPr>
-          <w:t>एस्तेर 01:9–11</w:t>
-        </w:r>
-      </w:hyperlink>
-    </w:p>
-    <w:p>
-      <w:pPr>
-        <w:pStyle w:val="ListBullet"/>
-        <w:spacing w:line="240" w:lineRule="auto"/>
-        <w:ind w:left="720"/>
-      </w:pPr>
-      <w:r>
-        <w:rPr>
-          <w:lang w:val="hi_IN" w:bidi="hi_IN"/>
-        </w:rPr>
-      </w:r>
-      <w:hyperlink r:id="rId22">
-        <w:r>
-          <w:rPr>
-            <w:lang w:val="hi_IN" w:bidi="hi_IN"/>
-          </w:rPr>
-          <w:rPr>
-            <w:color w:val="0000EE"/>
-            <w:u w:val="single"/>
-          </w:rPr>
-          <w:t>एस्तेर 02:1–2</w:t>
-        </w:r>
-      </w:hyperlink>
-    </w:p>
-    <w:p>
-      <w:pPr>
-        <w:pStyle w:val="ListBullet"/>
-        <w:spacing w:line="240" w:lineRule="auto"/>
-        <w:ind w:left="720"/>
-      </w:pPr>
-      <w:r>
-        <w:rPr>
-          <w:lang w:val="hi_IN" w:bidi="hi_IN"/>
-        </w:rPr>
-      </w:r>
-      <w:hyperlink r:id="rId23">
-        <w:r>
-          <w:rPr>
-            <w:lang w:val="hi_IN" w:bidi="hi_IN"/>
-          </w:rPr>
-          <w:rPr>
-            <w:color w:val="0000EE"/>
-            <w:u w:val="single"/>
-          </w:rPr>
-          <w:t>एस्तेर 02:17–18</w:t>
-        </w:r>
-      </w:hyperlink>
+      <w:r>
+        <w:rPr>
+          <w:lang w:val="hi_IN" w:bidi="hi_IN"/>
+        </w:rPr>
+        <w:t>एस्तेर 01:9–11</w:t>
+      </w:r>
+    </w:p>
+    <w:p>
+      <w:pPr>
+        <w:pStyle w:val="ListBullet"/>
+        <w:spacing w:line="240" w:lineRule="auto"/>
+        <w:ind w:left="720"/>
+      </w:pPr>
+      <w:r>
+        <w:rPr>
+          <w:lang w:val="hi_IN" w:bidi="hi_IN"/>
+        </w:rPr>
+      </w:r>
+      <w:r>
+        <w:rPr>
+          <w:lang w:val="hi_IN" w:bidi="hi_IN"/>
+        </w:rPr>
+        <w:t>एस्तेर 02:1–2</w:t>
+      </w:r>
+    </w:p>
+    <w:p>
+      <w:pPr>
+        <w:pStyle w:val="ListBullet"/>
+        <w:spacing w:line="240" w:lineRule="auto"/>
+        <w:ind w:left="720"/>
+      </w:pPr>
+      <w:r>
+        <w:rPr>
+          <w:lang w:val="hi_IN" w:bidi="hi_IN"/>
+        </w:rPr>
+      </w:r>
+      <w:r>
+        <w:rPr>
+          <w:lang w:val="hi_IN" w:bidi="hi_IN"/>
+        </w:rPr>
+        <w:t>एस्तेर 02:17–18</w:t>
+      </w:r>
     </w:p>
     <w:p>
       <w:pPr>
@@ -1355,162 +1289,120 @@
           <w:lang w:val="hi_IN" w:bidi="hi_IN"/>
         </w:rPr>
       </w:r>
-      <w:hyperlink r:id="rId24">
-        <w:r>
-          <w:rPr>
-            <w:lang w:val="hi_IN" w:bidi="hi_IN"/>
-          </w:rPr>
-          <w:rPr>
-            <w:color w:val="0000EE"/>
-            <w:u w:val="single"/>
-          </w:rPr>
-          <w:t>1 यूहन्ना 2:20</w:t>
-        </w:r>
-      </w:hyperlink>
-    </w:p>
-    <w:p>
-      <w:pPr>
-        <w:pStyle w:val="ListBullet"/>
-        <w:spacing w:line="240" w:lineRule="auto"/>
-        <w:ind w:left="720"/>
-      </w:pPr>
-      <w:r>
-        <w:rPr>
-          <w:lang w:val="hi_IN" w:bidi="hi_IN"/>
-        </w:rPr>
-      </w:r>
-      <w:hyperlink r:id="rId17">
-        <w:r>
-          <w:rPr>
-            <w:lang w:val="hi_IN" w:bidi="hi_IN"/>
-          </w:rPr>
-          <w:rPr>
-            <w:color w:val="0000EE"/>
-            <w:u w:val="single"/>
-          </w:rPr>
-          <w:t>2 राजा 19:22</w:t>
-        </w:r>
-      </w:hyperlink>
-    </w:p>
-    <w:p>
-      <w:pPr>
-        <w:pStyle w:val="ListBullet"/>
-        <w:spacing w:line="240" w:lineRule="auto"/>
-        <w:ind w:left="720"/>
-      </w:pPr>
-      <w:r>
-        <w:rPr>
-          <w:lang w:val="hi_IN" w:bidi="hi_IN"/>
-        </w:rPr>
-      </w:r>
-      <w:hyperlink r:id="rId25">
-        <w:r>
-          <w:rPr>
-            <w:lang w:val="hi_IN" w:bidi="hi_IN"/>
-          </w:rPr>
-          <w:rPr>
-            <w:color w:val="0000EE"/>
-            <w:u w:val="single"/>
-          </w:rPr>
-          <w:t>प्रे.का. 2:27</w:t>
-        </w:r>
-      </w:hyperlink>
-    </w:p>
-    <w:p>
-      <w:pPr>
-        <w:pStyle w:val="ListBullet"/>
-        <w:spacing w:line="240" w:lineRule="auto"/>
-        <w:ind w:left="720"/>
-      </w:pPr>
-      <w:r>
-        <w:rPr>
-          <w:lang w:val="hi_IN" w:bidi="hi_IN"/>
-        </w:rPr>
-      </w:r>
-      <w:hyperlink r:id="rId26">
-        <w:r>
-          <w:rPr>
-            <w:lang w:val="hi_IN" w:bidi="hi_IN"/>
-          </w:rPr>
-          <w:rPr>
-            <w:color w:val="0000EE"/>
-            <w:u w:val="single"/>
-          </w:rPr>
-          <w:t>प्रे.का. 3:13–14</w:t>
-        </w:r>
-      </w:hyperlink>
-    </w:p>
-    <w:p>
-      <w:pPr>
-        <w:pStyle w:val="ListBullet"/>
-        <w:spacing w:line="240" w:lineRule="auto"/>
-        <w:ind w:left="720"/>
-      </w:pPr>
-      <w:r>
-        <w:rPr>
-          <w:lang w:val="hi_IN" w:bidi="hi_IN"/>
-        </w:rPr>
-      </w:r>
-      <w:hyperlink r:id="rId27">
-        <w:r>
-          <w:rPr>
-            <w:lang w:val="hi_IN" w:bidi="hi_IN"/>
-          </w:rPr>
-          <w:rPr>
-            <w:color w:val="0000EE"/>
-            <w:u w:val="single"/>
-          </w:rPr>
-          <w:t>यशायाह 5:15–17</w:t>
-        </w:r>
-      </w:hyperlink>
-    </w:p>
-    <w:p>
-      <w:pPr>
-        <w:pStyle w:val="ListBullet"/>
-        <w:spacing w:line="240" w:lineRule="auto"/>
-        <w:ind w:left="720"/>
-      </w:pPr>
-      <w:r>
-        <w:rPr>
-          <w:lang w:val="hi_IN" w:bidi="hi_IN"/>
-        </w:rPr>
-      </w:r>
-      <w:hyperlink r:id="rId28">
-        <w:r>
-          <w:rPr>
-            <w:lang w:val="hi_IN" w:bidi="hi_IN"/>
-          </w:rPr>
-          <w:rPr>
-            <w:color w:val="0000EE"/>
-            <w:u w:val="single"/>
-          </w:rPr>
-          <w:t>यशायाह 41:14</w:t>
-        </w:r>
-      </w:hyperlink>
-    </w:p>
-    <w:p>
-      <w:pPr>
-        <w:pStyle w:val="ListBullet"/>
-        <w:spacing w:line="240" w:lineRule="auto"/>
-        <w:ind w:left="720"/>
-      </w:pPr>
-      <w:r>
-        <w:rPr>
-          <w:lang w:val="hi_IN" w:bidi="hi_IN"/>
-        </w:rPr>
-      </w:r>
-      <w:hyperlink r:id="rId29">
-        <w:r>
-          <w:rPr>
-            <w:lang w:val="hi_IN" w:bidi="hi_IN"/>
-          </w:rPr>
-          <w:rPr>
-            <w:color w:val="0000EE"/>
-            <w:u w:val="single"/>
-          </w:rPr>
-          <w:t>लूका 4:33–34</w:t>
-        </w:r>
-      </w:hyperlink>
+      <w:r>
+        <w:rPr>
+          <w:lang w:val="hi_IN" w:bidi="hi_IN"/>
+        </w:rPr>
+        <w:t>1 यूहन्ना 2:20</w:t>
+      </w:r>
+    </w:p>
+    <w:p>
+      <w:pPr>
+        <w:pStyle w:val="ListBullet"/>
+        <w:spacing w:line="240" w:lineRule="auto"/>
+        <w:ind w:left="720"/>
+      </w:pPr>
+      <w:r>
+        <w:rPr>
+          <w:lang w:val="hi_IN" w:bidi="hi_IN"/>
+        </w:rPr>
+      </w:r>
+      <w:r>
+        <w:rPr>
+          <w:lang w:val="hi_IN" w:bidi="hi_IN"/>
+        </w:rPr>
+        <w:t>2 राजा 19:22</w:t>
+      </w:r>
+    </w:p>
+    <w:p>
+      <w:pPr>
+        <w:pStyle w:val="ListBullet"/>
+        <w:spacing w:line="240" w:lineRule="auto"/>
+        <w:ind w:left="720"/>
+      </w:pPr>
+      <w:r>
+        <w:rPr>
+          <w:lang w:val="hi_IN" w:bidi="hi_IN"/>
+        </w:rPr>
+      </w:r>
+      <w:r>
+        <w:rPr>
+          <w:lang w:val="hi_IN" w:bidi="hi_IN"/>
+        </w:rPr>
+        <w:t>प्रे.का. 2:27</w:t>
+      </w:r>
+    </w:p>
+    <w:p>
+      <w:pPr>
+        <w:pStyle w:val="ListBullet"/>
+        <w:spacing w:line="240" w:lineRule="auto"/>
+        <w:ind w:left="720"/>
+      </w:pPr>
+      <w:r>
+        <w:rPr>
+          <w:lang w:val="hi_IN" w:bidi="hi_IN"/>
+        </w:rPr>
+      </w:r>
+      <w:r>
+        <w:rPr>
+          <w:lang w:val="hi_IN" w:bidi="hi_IN"/>
+        </w:rPr>
+        <w:t>प्रे.का. 3:13–14</w:t>
+      </w:r>
+    </w:p>
+    <w:p>
+      <w:pPr>
+        <w:pStyle w:val="ListBullet"/>
+        <w:spacing w:line="240" w:lineRule="auto"/>
+        <w:ind w:left="720"/>
+      </w:pPr>
+      <w:r>
+        <w:rPr>
+          <w:lang w:val="hi_IN" w:bidi="hi_IN"/>
+        </w:rPr>
+      </w:r>
+      <w:r>
+        <w:rPr>
+          <w:lang w:val="hi_IN" w:bidi="hi_IN"/>
+        </w:rPr>
+        <w:t>यशायाह 5:15–17</w:t>
+      </w:r>
+    </w:p>
+    <w:p>
+      <w:pPr>
+        <w:pStyle w:val="ListBullet"/>
+        <w:spacing w:line="240" w:lineRule="auto"/>
+        <w:ind w:left="720"/>
+      </w:pPr>
+      <w:r>
+        <w:rPr>
+          <w:lang w:val="hi_IN" w:bidi="hi_IN"/>
+        </w:rPr>
+      </w:r>
+      <w:r>
+        <w:rPr>
+          <w:lang w:val="hi_IN" w:bidi="hi_IN"/>
+        </w:rPr>
+        <w:t>यशायाह 41:14</w:t>
+      </w:r>
+    </w:p>
+    <w:p>
+      <w:pPr>
+        <w:pStyle w:val="ListBullet"/>
+        <w:spacing w:line="240" w:lineRule="auto"/>
+        <w:ind w:left="720"/>
+      </w:pPr>
+      <w:r>
+        <w:rPr>
+          <w:lang w:val="hi_IN" w:bidi="hi_IN"/>
+        </w:rPr>
+      </w:r>
+      <w:r>
+        <w:rPr>
+          <w:lang w:val="hi_IN" w:bidi="hi_IN"/>
+        </w:rPr>
+        <w:t>लूका 4:33–34</w:t>
+      </w:r>
     </w:p>
     <w:p>
       <w:pPr>
@@ -1973,258 +1865,192 @@
           <w:lang w:val="hi_IN" w:bidi="hi_IN"/>
         </w:rPr>
       </w:r>
-      <w:hyperlink r:id="rId17">
-        <w:r>
-          <w:rPr>
-            <w:lang w:val="hi_IN" w:bidi="hi_IN"/>
-          </w:rPr>
-          <w:rPr>
-            <w:color w:val="0000EE"/>
-            <w:u w:val="single"/>
-          </w:rPr>
-          <w:t>2 राजा 18:11–12</w:t>
-        </w:r>
-      </w:hyperlink>
-    </w:p>
-    <w:p>
-      <w:pPr>
-        <w:pStyle w:val="ListBullet"/>
-        <w:spacing w:line="240" w:lineRule="auto"/>
-        <w:ind w:left="720"/>
-      </w:pPr>
-      <w:r>
-        <w:rPr>
-          <w:lang w:val="hi_IN" w:bidi="hi_IN"/>
-        </w:rPr>
-      </w:r>
-      <w:hyperlink r:id="rId30">
-        <w:r>
-          <w:rPr>
-            <w:lang w:val="hi_IN" w:bidi="hi_IN"/>
-          </w:rPr>
-          <w:rPr>
-            <w:color w:val="0000EE"/>
-            <w:u w:val="single"/>
-          </w:rPr>
-          <w:t>2 शमूएल 23:5</w:t>
-        </w:r>
-      </w:hyperlink>
-    </w:p>
-    <w:p>
-      <w:pPr>
-        <w:pStyle w:val="ListBullet"/>
-        <w:spacing w:line="240" w:lineRule="auto"/>
-        <w:ind w:left="720"/>
-      </w:pPr>
-      <w:r>
-        <w:rPr>
-          <w:lang w:val="hi_IN" w:bidi="hi_IN"/>
-        </w:rPr>
-      </w:r>
-      <w:hyperlink r:id="rId31">
-        <w:r>
-          <w:rPr>
-            <w:lang w:val="hi_IN" w:bidi="hi_IN"/>
-          </w:rPr>
-          <w:rPr>
-            <w:color w:val="0000EE"/>
-            <w:u w:val="single"/>
-          </w:rPr>
-          <w:t>प्रे.का. 07:6–8</w:t>
-        </w:r>
-      </w:hyperlink>
-    </w:p>
-    <w:p>
-      <w:pPr>
-        <w:pStyle w:val="ListBullet"/>
-        <w:spacing w:line="240" w:lineRule="auto"/>
-        <w:ind w:left="720"/>
-      </w:pPr>
-      <w:r>
-        <w:rPr>
-          <w:lang w:val="hi_IN" w:bidi="hi_IN"/>
-        </w:rPr>
-      </w:r>
-      <w:hyperlink r:id="rId32">
-        <w:r>
-          <w:rPr>
-            <w:lang w:val="hi_IN" w:bidi="hi_IN"/>
-          </w:rPr>
-          <w:rPr>
-            <w:color w:val="0000EE"/>
-            <w:u w:val="single"/>
-          </w:rPr>
-          <w:t>निर्गमन 34:10–11</w:t>
-        </w:r>
-      </w:hyperlink>
-    </w:p>
-    <w:p>
-      <w:pPr>
-        <w:pStyle w:val="ListBullet"/>
-        <w:spacing w:line="240" w:lineRule="auto"/>
-        <w:ind w:left="720"/>
-      </w:pPr>
-      <w:r>
-        <w:rPr>
-          <w:lang w:val="hi_IN" w:bidi="hi_IN"/>
-        </w:rPr>
-      </w:r>
-      <w:hyperlink r:id="rId33">
-        <w:r>
-          <w:rPr>
-            <w:lang w:val="hi_IN" w:bidi="hi_IN"/>
-          </w:rPr>
-          <w:rPr>
-            <w:color w:val="0000EE"/>
-            <w:u w:val="single"/>
-          </w:rPr>
-          <w:t>गलातियों 03:17–18</w:t>
-        </w:r>
-      </w:hyperlink>
-    </w:p>
-    <w:p>
-      <w:pPr>
-        <w:pStyle w:val="ListBullet"/>
-        <w:spacing w:line="240" w:lineRule="auto"/>
-        <w:ind w:left="720"/>
-      </w:pPr>
-      <w:r>
-        <w:rPr>
-          <w:lang w:val="hi_IN" w:bidi="hi_IN"/>
-        </w:rPr>
-      </w:r>
-      <w:hyperlink r:id="rId34">
-        <w:r>
-          <w:rPr>
-            <w:lang w:val="hi_IN" w:bidi="hi_IN"/>
-          </w:rPr>
-          <w:rPr>
-            <w:color w:val="0000EE"/>
-            <w:u w:val="single"/>
-          </w:rPr>
-          <w:t>उत्पत्ति 09:11–13</w:t>
-        </w:r>
-      </w:hyperlink>
-    </w:p>
-    <w:p>
-      <w:pPr>
-        <w:pStyle w:val="ListBullet"/>
-        <w:spacing w:line="240" w:lineRule="auto"/>
-        <w:ind w:left="720"/>
-      </w:pPr>
-      <w:r>
-        <w:rPr>
-          <w:lang w:val="hi_IN" w:bidi="hi_IN"/>
-        </w:rPr>
-      </w:r>
-      <w:hyperlink r:id="rId35">
-        <w:r>
-          <w:rPr>
-            <w:lang w:val="hi_IN" w:bidi="hi_IN"/>
-          </w:rPr>
-          <w:rPr>
-            <w:color w:val="0000EE"/>
-            <w:u w:val="single"/>
-          </w:rPr>
-          <w:t>उत्पत्ति 17:7–8</w:t>
-        </w:r>
-      </w:hyperlink>
-    </w:p>
-    <w:p>
-      <w:pPr>
-        <w:pStyle w:val="ListBullet"/>
-        <w:spacing w:line="240" w:lineRule="auto"/>
-        <w:ind w:left="720"/>
-      </w:pPr>
-      <w:r>
-        <w:rPr>
-          <w:lang w:val="hi_IN" w:bidi="hi_IN"/>
-        </w:rPr>
-      </w:r>
-      <w:hyperlink r:id="rId36">
-        <w:r>
-          <w:rPr>
-            <w:lang w:val="hi_IN" w:bidi="hi_IN"/>
-          </w:rPr>
-          <w:rPr>
-            <w:color w:val="0000EE"/>
-            <w:u w:val="single"/>
-          </w:rPr>
-          <w:t>उत्पत्ति 31:43–44</w:t>
-        </w:r>
-      </w:hyperlink>
-    </w:p>
-    <w:p>
-      <w:pPr>
-        <w:pStyle w:val="ListBullet"/>
-        <w:spacing w:line="240" w:lineRule="auto"/>
-        <w:ind w:left="720"/>
-      </w:pPr>
-      <w:r>
-        <w:rPr>
-          <w:lang w:val="hi_IN" w:bidi="hi_IN"/>
-        </w:rPr>
-      </w:r>
-      <w:hyperlink r:id="rId37">
-        <w:r>
-          <w:rPr>
-            <w:lang w:val="hi_IN" w:bidi="hi_IN"/>
-          </w:rPr>
-          <w:rPr>
-            <w:color w:val="0000EE"/>
-            <w:u w:val="single"/>
-          </w:rPr>
-          <w:t>यहोशू 24:24–26</w:t>
-        </w:r>
-      </w:hyperlink>
-    </w:p>
-    <w:p>
-      <w:pPr>
-        <w:pStyle w:val="ListBullet"/>
-        <w:spacing w:line="240" w:lineRule="auto"/>
-        <w:ind w:left="720"/>
-      </w:pPr>
-      <w:r>
-        <w:rPr>
-          <w:lang w:val="hi_IN" w:bidi="hi_IN"/>
-        </w:rPr>
-      </w:r>
-      <w:hyperlink r:id="rId38">
-        <w:r>
-          <w:rPr>
-            <w:lang w:val="hi_IN" w:bidi="hi_IN"/>
-          </w:rPr>
-          <w:rPr>
-            <w:color w:val="0000EE"/>
-            <w:u w:val="single"/>
-          </w:rPr>
-          <w:t>लूका 01:72–75</w:t>
-        </w:r>
-      </w:hyperlink>
-    </w:p>
-    <w:p>
-      <w:pPr>
-        <w:pStyle w:val="ListBullet"/>
-        <w:spacing w:line="240" w:lineRule="auto"/>
-        <w:ind w:left="720"/>
-      </w:pPr>
-      <w:r>
-        <w:rPr>
-          <w:lang w:val="hi_IN" w:bidi="hi_IN"/>
-        </w:rPr>
-      </w:r>
-      <w:hyperlink r:id="rId39">
-        <w:r>
-          <w:rPr>
-            <w:lang w:val="hi_IN" w:bidi="hi_IN"/>
-          </w:rPr>
-          <w:rPr>
-            <w:color w:val="0000EE"/>
-            <w:u w:val="single"/>
-          </w:rPr>
-          <w:t>मरकुस 14:22–25</w:t>
-        </w:r>
-      </w:hyperlink>
+      <w:r>
+        <w:rPr>
+          <w:lang w:val="hi_IN" w:bidi="hi_IN"/>
+        </w:rPr>
+        <w:t>2 राजा 18:11–12</w:t>
+      </w:r>
+    </w:p>
+    <w:p>
+      <w:pPr>
+        <w:pStyle w:val="ListBullet"/>
+        <w:spacing w:line="240" w:lineRule="auto"/>
+        <w:ind w:left="720"/>
+      </w:pPr>
+      <w:r>
+        <w:rPr>
+          <w:lang w:val="hi_IN" w:bidi="hi_IN"/>
+        </w:rPr>
+      </w:r>
+      <w:r>
+        <w:rPr>
+          <w:lang w:val="hi_IN" w:bidi="hi_IN"/>
+        </w:rPr>
+        <w:t>2 शमूएल 23:5</w:t>
+      </w:r>
+    </w:p>
+    <w:p>
+      <w:pPr>
+        <w:pStyle w:val="ListBullet"/>
+        <w:spacing w:line="240" w:lineRule="auto"/>
+        <w:ind w:left="720"/>
+      </w:pPr>
+      <w:r>
+        <w:rPr>
+          <w:lang w:val="hi_IN" w:bidi="hi_IN"/>
+        </w:rPr>
+      </w:r>
+      <w:r>
+        <w:rPr>
+          <w:lang w:val="hi_IN" w:bidi="hi_IN"/>
+        </w:rPr>
+        <w:t>प्रे.का. 07:6–8</w:t>
+      </w:r>
+    </w:p>
+    <w:p>
+      <w:pPr>
+        <w:pStyle w:val="ListBullet"/>
+        <w:spacing w:line="240" w:lineRule="auto"/>
+        <w:ind w:left="720"/>
+      </w:pPr>
+      <w:r>
+        <w:rPr>
+          <w:lang w:val="hi_IN" w:bidi="hi_IN"/>
+        </w:rPr>
+      </w:r>
+      <w:r>
+        <w:rPr>
+          <w:lang w:val="hi_IN" w:bidi="hi_IN"/>
+        </w:rPr>
+        <w:t>निर्गमन 34:10–11</w:t>
+      </w:r>
+    </w:p>
+    <w:p>
+      <w:pPr>
+        <w:pStyle w:val="ListBullet"/>
+        <w:spacing w:line="240" w:lineRule="auto"/>
+        <w:ind w:left="720"/>
+      </w:pPr>
+      <w:r>
+        <w:rPr>
+          <w:lang w:val="hi_IN" w:bidi="hi_IN"/>
+        </w:rPr>
+      </w:r>
+      <w:r>
+        <w:rPr>
+          <w:lang w:val="hi_IN" w:bidi="hi_IN"/>
+        </w:rPr>
+        <w:t>गलातियों 03:17–18</w:t>
+      </w:r>
+    </w:p>
+    <w:p>
+      <w:pPr>
+        <w:pStyle w:val="ListBullet"/>
+        <w:spacing w:line="240" w:lineRule="auto"/>
+        <w:ind w:left="720"/>
+      </w:pPr>
+      <w:r>
+        <w:rPr>
+          <w:lang w:val="hi_IN" w:bidi="hi_IN"/>
+        </w:rPr>
+      </w:r>
+      <w:r>
+        <w:rPr>
+          <w:lang w:val="hi_IN" w:bidi="hi_IN"/>
+        </w:rPr>
+        <w:t>उत्पत्ति 09:11–13</w:t>
+      </w:r>
+    </w:p>
+    <w:p>
+      <w:pPr>
+        <w:pStyle w:val="ListBullet"/>
+        <w:spacing w:line="240" w:lineRule="auto"/>
+        <w:ind w:left="720"/>
+      </w:pPr>
+      <w:r>
+        <w:rPr>
+          <w:lang w:val="hi_IN" w:bidi="hi_IN"/>
+        </w:rPr>
+      </w:r>
+      <w:r>
+        <w:rPr>
+          <w:lang w:val="hi_IN" w:bidi="hi_IN"/>
+        </w:rPr>
+        <w:t>उत्पत्ति 17:7–8</w:t>
+      </w:r>
+    </w:p>
+    <w:p>
+      <w:pPr>
+        <w:pStyle w:val="ListBullet"/>
+        <w:spacing w:line="240" w:lineRule="auto"/>
+        <w:ind w:left="720"/>
+      </w:pPr>
+      <w:r>
+        <w:rPr>
+          <w:lang w:val="hi_IN" w:bidi="hi_IN"/>
+        </w:rPr>
+      </w:r>
+      <w:r>
+        <w:rPr>
+          <w:lang w:val="hi_IN" w:bidi="hi_IN"/>
+        </w:rPr>
+        <w:t>उत्पत्ति 31:43–44</w:t>
+      </w:r>
+    </w:p>
+    <w:p>
+      <w:pPr>
+        <w:pStyle w:val="ListBullet"/>
+        <w:spacing w:line="240" w:lineRule="auto"/>
+        <w:ind w:left="720"/>
+      </w:pPr>
+      <w:r>
+        <w:rPr>
+          <w:lang w:val="hi_IN" w:bidi="hi_IN"/>
+        </w:rPr>
+      </w:r>
+      <w:r>
+        <w:rPr>
+          <w:lang w:val="hi_IN" w:bidi="hi_IN"/>
+        </w:rPr>
+        <w:t>यहोशू 24:24–26</w:t>
+      </w:r>
+    </w:p>
+    <w:p>
+      <w:pPr>
+        <w:pStyle w:val="ListBullet"/>
+        <w:spacing w:line="240" w:lineRule="auto"/>
+        <w:ind w:left="720"/>
+      </w:pPr>
+      <w:r>
+        <w:rPr>
+          <w:lang w:val="hi_IN" w:bidi="hi_IN"/>
+        </w:rPr>
+      </w:r>
+      <w:r>
+        <w:rPr>
+          <w:lang w:val="hi_IN" w:bidi="hi_IN"/>
+        </w:rPr>
+        <w:t>लूका 01:72–75</w:t>
+      </w:r>
+    </w:p>
+    <w:p>
+      <w:pPr>
+        <w:pStyle w:val="ListBullet"/>
+        <w:spacing w:line="240" w:lineRule="auto"/>
+        <w:ind w:left="720"/>
+      </w:pPr>
+      <w:r>
+        <w:rPr>
+          <w:lang w:val="hi_IN" w:bidi="hi_IN"/>
+        </w:rPr>
+      </w:r>
+      <w:r>
+        <w:rPr>
+          <w:lang w:val="hi_IN" w:bidi="hi_IN"/>
+        </w:rPr>
+        <w:t>मरकुस 14:22–25</w:t>
+      </w:r>
     </w:p>
     <w:p>
       <w:pPr>
@@ -2993,138 +2819,102 @@
           <w:lang w:val="hi_IN" w:bidi="hi_IN"/>
         </w:rPr>
       </w:r>
-      <w:hyperlink r:id="rId40">
-        <w:r>
-          <w:rPr>
-            <w:lang w:val="hi_IN" w:bidi="hi_IN"/>
-          </w:rPr>
-          <w:rPr>
-            <w:color w:val="0000EE"/>
-            <w:u w:val="single"/>
-          </w:rPr>
-          <w:t>1 शमूएल 06:14–15</w:t>
-        </w:r>
-      </w:hyperlink>
-    </w:p>
-    <w:p>
-      <w:pPr>
-        <w:pStyle w:val="ListBullet"/>
-        <w:spacing w:line="240" w:lineRule="auto"/>
-        <w:ind w:left="720"/>
-      </w:pPr>
-      <w:r>
-        <w:rPr>
-          <w:lang w:val="hi_IN" w:bidi="hi_IN"/>
-        </w:rPr>
-      </w:r>
-      <w:hyperlink r:id="rId41">
-        <w:r>
-          <w:rPr>
-            <w:lang w:val="hi_IN" w:bidi="hi_IN"/>
-          </w:rPr>
-          <w:rPr>
-            <w:color w:val="0000EE"/>
-            <w:u w:val="single"/>
-          </w:rPr>
-          <w:t>निर्गमन 25:10–11</w:t>
-        </w:r>
-      </w:hyperlink>
-    </w:p>
-    <w:p>
-      <w:pPr>
-        <w:pStyle w:val="ListBullet"/>
-        <w:spacing w:line="240" w:lineRule="auto"/>
-        <w:ind w:left="720"/>
-      </w:pPr>
-      <w:r>
-        <w:rPr>
-          <w:lang w:val="hi_IN" w:bidi="hi_IN"/>
-        </w:rPr>
-      </w:r>
-      <w:hyperlink r:id="rId42">
-        <w:r>
-          <w:rPr>
-            <w:lang w:val="hi_IN" w:bidi="hi_IN"/>
-          </w:rPr>
-          <w:rPr>
-            <w:color w:val="0000EE"/>
-            <w:u w:val="single"/>
-          </w:rPr>
-          <w:t>इब्रानियों 09:3–5</w:t>
-        </w:r>
-      </w:hyperlink>
-    </w:p>
-    <w:p>
-      <w:pPr>
-        <w:pStyle w:val="ListBullet"/>
-        <w:spacing w:line="240" w:lineRule="auto"/>
-        <w:ind w:left="720"/>
-      </w:pPr>
-      <w:r>
-        <w:rPr>
-          <w:lang w:val="hi_IN" w:bidi="hi_IN"/>
-        </w:rPr>
-      </w:r>
-      <w:hyperlink r:id="rId43">
-        <w:r>
-          <w:rPr>
-            <w:lang w:val="hi_IN" w:bidi="hi_IN"/>
-          </w:rPr>
-          <w:rPr>
-            <w:color w:val="0000EE"/>
-            <w:u w:val="single"/>
-          </w:rPr>
-          <w:t>न्यायियों 20:27–28</w:t>
-        </w:r>
-      </w:hyperlink>
-    </w:p>
-    <w:p>
-      <w:pPr>
-        <w:pStyle w:val="ListBullet"/>
-        <w:spacing w:line="240" w:lineRule="auto"/>
-        <w:ind w:left="720"/>
-      </w:pPr>
-      <w:r>
-        <w:rPr>
-          <w:lang w:val="hi_IN" w:bidi="hi_IN"/>
-        </w:rPr>
-      </w:r>
-      <w:hyperlink r:id="rId44">
-        <w:r>
-          <w:rPr>
-            <w:lang w:val="hi_IN" w:bidi="hi_IN"/>
-          </w:rPr>
-          <w:rPr>
-            <w:color w:val="0000EE"/>
-            <w:u w:val="single"/>
-          </w:rPr>
-          <w:t>गिनती 07:89</w:t>
-        </w:r>
-      </w:hyperlink>
-    </w:p>
-    <w:p>
-      <w:pPr>
-        <w:pStyle w:val="ListBullet"/>
-        <w:spacing w:line="240" w:lineRule="auto"/>
-        <w:ind w:left="720"/>
-      </w:pPr>
-      <w:r>
-        <w:rPr>
-          <w:lang w:val="hi_IN" w:bidi="hi_IN"/>
-        </w:rPr>
-      </w:r>
-      <w:hyperlink r:id="rId45">
-        <w:r>
-          <w:rPr>
-            <w:lang w:val="hi_IN" w:bidi="hi_IN"/>
-          </w:rPr>
-          <w:rPr>
-            <w:color w:val="0000EE"/>
-            <w:u w:val="single"/>
-          </w:rPr>
-          <w:t>प्रकाशितवाक्य 11:19</w:t>
-        </w:r>
-      </w:hyperlink>
+      <w:r>
+        <w:rPr>
+          <w:lang w:val="hi_IN" w:bidi="hi_IN"/>
+        </w:rPr>
+        <w:t>1 शमूएल 06:14–15</w:t>
+      </w:r>
+    </w:p>
+    <w:p>
+      <w:pPr>
+        <w:pStyle w:val="ListBullet"/>
+        <w:spacing w:line="240" w:lineRule="auto"/>
+        <w:ind w:left="720"/>
+      </w:pPr>
+      <w:r>
+        <w:rPr>
+          <w:lang w:val="hi_IN" w:bidi="hi_IN"/>
+        </w:rPr>
+      </w:r>
+      <w:r>
+        <w:rPr>
+          <w:lang w:val="hi_IN" w:bidi="hi_IN"/>
+        </w:rPr>
+        <w:t>निर्गमन 25:10–11</w:t>
+      </w:r>
+    </w:p>
+    <w:p>
+      <w:pPr>
+        <w:pStyle w:val="ListBullet"/>
+        <w:spacing w:line="240" w:lineRule="auto"/>
+        <w:ind w:left="720"/>
+      </w:pPr>
+      <w:r>
+        <w:rPr>
+          <w:lang w:val="hi_IN" w:bidi="hi_IN"/>
+        </w:rPr>
+      </w:r>
+      <w:r>
+        <w:rPr>
+          <w:lang w:val="hi_IN" w:bidi="hi_IN"/>
+        </w:rPr>
+        <w:t>इब्रानियों 09:3–5</w:t>
+      </w:r>
+    </w:p>
+    <w:p>
+      <w:pPr>
+        <w:pStyle w:val="ListBullet"/>
+        <w:spacing w:line="240" w:lineRule="auto"/>
+        <w:ind w:left="720"/>
+      </w:pPr>
+      <w:r>
+        <w:rPr>
+          <w:lang w:val="hi_IN" w:bidi="hi_IN"/>
+        </w:rPr>
+      </w:r>
+      <w:r>
+        <w:rPr>
+          <w:lang w:val="hi_IN" w:bidi="hi_IN"/>
+        </w:rPr>
+        <w:t>न्यायियों 20:27–28</w:t>
+      </w:r>
+    </w:p>
+    <w:p>
+      <w:pPr>
+        <w:pStyle w:val="ListBullet"/>
+        <w:spacing w:line="240" w:lineRule="auto"/>
+        <w:ind w:left="720"/>
+      </w:pPr>
+      <w:r>
+        <w:rPr>
+          <w:lang w:val="hi_IN" w:bidi="hi_IN"/>
+        </w:rPr>
+      </w:r>
+      <w:r>
+        <w:rPr>
+          <w:lang w:val="hi_IN" w:bidi="hi_IN"/>
+        </w:rPr>
+        <w:t>गिनती 07:89</w:t>
+      </w:r>
+    </w:p>
+    <w:p>
+      <w:pPr>
+        <w:pStyle w:val="ListBullet"/>
+        <w:spacing w:line="240" w:lineRule="auto"/>
+        <w:ind w:left="720"/>
+      </w:pPr>
+      <w:r>
+        <w:rPr>
+          <w:lang w:val="hi_IN" w:bidi="hi_IN"/>
+        </w:rPr>
+      </w:r>
+      <w:r>
+        <w:rPr>
+          <w:lang w:val="hi_IN" w:bidi="hi_IN"/>
+        </w:rPr>
+        <w:t>प्रकाशितवाक्य 11:19</w:t>
+      </w:r>
     </w:p>
     <w:p>
       <w:pPr>
@@ -3358,42 +3148,30 @@
           <w:lang w:val="hi_IN" w:bidi="hi_IN"/>
         </w:rPr>
       </w:r>
-      <w:hyperlink r:id="rId46">
-        <w:r>
-          <w:rPr>
-            <w:lang w:val="hi_IN" w:bidi="hi_IN"/>
-          </w:rPr>
-          <w:rPr>
-            <w:color w:val="0000EE"/>
-            <w:u w:val="single"/>
-          </w:rPr>
-          <w:t>एज्रा 03:10–11</w:t>
-        </w:r>
-      </w:hyperlink>
-    </w:p>
-    <w:p>
-      <w:pPr>
-        <w:pStyle w:val="ListBullet"/>
-        <w:spacing w:line="240" w:lineRule="auto"/>
-        <w:ind w:left="720"/>
-      </w:pPr>
-      <w:r>
-        <w:rPr>
-          <w:lang w:val="hi_IN" w:bidi="hi_IN"/>
-        </w:rPr>
-      </w:r>
-      <w:hyperlink r:id="rId47">
-        <w:r>
-          <w:rPr>
-            <w:lang w:val="hi_IN" w:bidi="hi_IN"/>
-          </w:rPr>
-          <w:rPr>
-            <w:color w:val="0000EE"/>
-            <w:u w:val="single"/>
-          </w:rPr>
-          <w:t>गिनती 14:17–19</w:t>
-        </w:r>
-      </w:hyperlink>
+      <w:r>
+        <w:rPr>
+          <w:lang w:val="hi_IN" w:bidi="hi_IN"/>
+        </w:rPr>
+        <w:t>एज्रा 03:10–11</w:t>
+      </w:r>
+    </w:p>
+    <w:p>
+      <w:pPr>
+        <w:pStyle w:val="ListBullet"/>
+        <w:spacing w:line="240" w:lineRule="auto"/>
+        <w:ind w:left="720"/>
+      </w:pPr>
+      <w:r>
+        <w:rPr>
+          <w:lang w:val="hi_IN" w:bidi="hi_IN"/>
+        </w:rPr>
+      </w:r>
+      <w:r>
+        <w:rPr>
+          <w:lang w:val="hi_IN" w:bidi="hi_IN"/>
+        </w:rPr>
+        <w:t>गिनती 14:17–19</w:t>
+      </w:r>
     </w:p>
     <w:p>
       <w:pPr>
@@ -3809,90 +3587,66 @@
           <w:lang w:val="hi_IN" w:bidi="hi_IN"/>
         </w:rPr>
       </w:r>
-      <w:hyperlink r:id="rId48">
-        <w:r>
-          <w:rPr>
-            <w:lang w:val="hi_IN" w:bidi="hi_IN"/>
-          </w:rPr>
-          <w:rPr>
-            <w:color w:val="0000EE"/>
-            <w:u w:val="single"/>
-          </w:rPr>
-          <w:t>व्यवस्थाविवरण 04:13–14</w:t>
-        </w:r>
-      </w:hyperlink>
-    </w:p>
-    <w:p>
-      <w:pPr>
-        <w:pStyle w:val="ListBullet"/>
-        <w:spacing w:line="240" w:lineRule="auto"/>
-        <w:ind w:left="720"/>
-      </w:pPr>
-      <w:r>
-        <w:rPr>
-          <w:lang w:val="hi_IN" w:bidi="hi_IN"/>
-        </w:rPr>
-      </w:r>
-      <w:hyperlink r:id="rId49">
-        <w:r>
-          <w:rPr>
-            <w:lang w:val="hi_IN" w:bidi="hi_IN"/>
-          </w:rPr>
-          <w:rPr>
-            <w:color w:val="0000EE"/>
-            <w:u w:val="single"/>
-          </w:rPr>
-          <w:t>निर्गमन 27:20–21</w:t>
-        </w:r>
-      </w:hyperlink>
-    </w:p>
-    <w:p>
-      <w:pPr>
-        <w:pStyle w:val="ListBullet"/>
-        <w:spacing w:line="240" w:lineRule="auto"/>
-        <w:ind w:left="720"/>
-      </w:pPr>
-      <w:r>
-        <w:rPr>
-          <w:lang w:val="hi_IN" w:bidi="hi_IN"/>
-        </w:rPr>
-      </w:r>
-      <w:hyperlink r:id="rId50">
-        <w:r>
-          <w:rPr>
-            <w:lang w:val="hi_IN" w:bidi="hi_IN"/>
-          </w:rPr>
-          <w:rPr>
-            <w:color w:val="0000EE"/>
-            <w:u w:val="single"/>
-          </w:rPr>
-          <w:t>लैव्यव्यवस्था 08:31–33</w:t>
-        </w:r>
-      </w:hyperlink>
-    </w:p>
-    <w:p>
-      <w:pPr>
-        <w:pStyle w:val="ListBullet"/>
-        <w:spacing w:line="240" w:lineRule="auto"/>
-        <w:ind w:left="720"/>
-      </w:pPr>
-      <w:r>
-        <w:rPr>
-          <w:lang w:val="hi_IN" w:bidi="hi_IN"/>
-        </w:rPr>
-      </w:r>
-      <w:hyperlink r:id="rId51">
-        <w:r>
-          <w:rPr>
-            <w:lang w:val="hi_IN" w:bidi="hi_IN"/>
-          </w:rPr>
-          <w:rPr>
-            <w:color w:val="0000EE"/>
-            <w:u w:val="single"/>
-          </w:rPr>
-          <w:t>मलाकी 03:6–7</w:t>
-        </w:r>
-      </w:hyperlink>
+      <w:r>
+        <w:rPr>
+          <w:lang w:val="hi_IN" w:bidi="hi_IN"/>
+        </w:rPr>
+        <w:t>व्यवस्थाविवरण 04:13–14</w:t>
+      </w:r>
+    </w:p>
+    <w:p>
+      <w:pPr>
+        <w:pStyle w:val="ListBullet"/>
+        <w:spacing w:line="240" w:lineRule="auto"/>
+        <w:ind w:left="720"/>
+      </w:pPr>
+      <w:r>
+        <w:rPr>
+          <w:lang w:val="hi_IN" w:bidi="hi_IN"/>
+        </w:rPr>
+      </w:r>
+      <w:r>
+        <w:rPr>
+          <w:lang w:val="hi_IN" w:bidi="hi_IN"/>
+        </w:rPr>
+        <w:t>निर्गमन 27:20–21</w:t>
+      </w:r>
+    </w:p>
+    <w:p>
+      <w:pPr>
+        <w:pStyle w:val="ListBullet"/>
+        <w:spacing w:line="240" w:lineRule="auto"/>
+        <w:ind w:left="720"/>
+      </w:pPr>
+      <w:r>
+        <w:rPr>
+          <w:lang w:val="hi_IN" w:bidi="hi_IN"/>
+        </w:rPr>
+      </w:r>
+      <w:r>
+        <w:rPr>
+          <w:lang w:val="hi_IN" w:bidi="hi_IN"/>
+        </w:rPr>
+        <w:t>लैव्यव्यवस्था 08:31–33</w:t>
+      </w:r>
+    </w:p>
+    <w:p>
+      <w:pPr>
+        <w:pStyle w:val="ListBullet"/>
+        <w:spacing w:line="240" w:lineRule="auto"/>
+        <w:ind w:left="720"/>
+      </w:pPr>
+      <w:r>
+        <w:rPr>
+          <w:lang w:val="hi_IN" w:bidi="hi_IN"/>
+        </w:rPr>
+      </w:r>
+      <w:r>
+        <w:rPr>
+          <w:lang w:val="hi_IN" w:bidi="hi_IN"/>
+        </w:rPr>
+        <w:t>मलाकी 03:6–7</w:t>
+      </w:r>
     </w:p>
     <w:p>
       <w:pPr>
@@ -4132,90 +3886,66 @@
           <w:lang w:val="hi_IN" w:bidi="hi_IN"/>
         </w:rPr>
       </w:r>
-      <w:hyperlink r:id="rId52">
-        <w:r>
-          <w:rPr>
-            <w:lang w:val="hi_IN" w:bidi="hi_IN"/>
-          </w:rPr>
-          <w:rPr>
-            <w:color w:val="0000EE"/>
-            <w:u w:val="single"/>
-          </w:rPr>
-          <w:t>1 राजा 11:11–13</w:t>
-        </w:r>
-      </w:hyperlink>
-    </w:p>
-    <w:p>
-      <w:pPr>
-        <w:pStyle w:val="ListBullet"/>
-        <w:spacing w:line="240" w:lineRule="auto"/>
-        <w:ind w:left="720"/>
-      </w:pPr>
-      <w:r>
-        <w:rPr>
-          <w:lang w:val="hi_IN" w:bidi="hi_IN"/>
-        </w:rPr>
-      </w:r>
-      <w:hyperlink r:id="rId53">
-        <w:r>
-          <w:rPr>
-            <w:lang w:val="hi_IN" w:bidi="hi_IN"/>
-          </w:rPr>
-          <w:rPr>
-            <w:color w:val="0000EE"/>
-            <w:u w:val="single"/>
-          </w:rPr>
-          <w:t>व्यवस्थाविवरण 6:20–23</w:t>
-        </w:r>
-      </w:hyperlink>
-    </w:p>
-    <w:p>
-      <w:pPr>
-        <w:pStyle w:val="ListBullet"/>
-        <w:spacing w:line="240" w:lineRule="auto"/>
-        <w:ind w:left="720"/>
-      </w:pPr>
-      <w:r>
-        <w:rPr>
-          <w:lang w:val="hi_IN" w:bidi="hi_IN"/>
-        </w:rPr>
-      </w:r>
-      <w:hyperlink r:id="rId54">
-        <w:r>
-          <w:rPr>
-            <w:lang w:val="hi_IN" w:bidi="hi_IN"/>
-          </w:rPr>
-          <w:rPr>
-            <w:color w:val="0000EE"/>
-            <w:u w:val="single"/>
-          </w:rPr>
-          <w:t>यहेजकेल 33:15</w:t>
-        </w:r>
-      </w:hyperlink>
-    </w:p>
-    <w:p>
-      <w:pPr>
-        <w:pStyle w:val="ListBullet"/>
-        <w:spacing w:line="240" w:lineRule="auto"/>
-        <w:ind w:left="720"/>
-      </w:pPr>
-      <w:r>
-        <w:rPr>
-          <w:lang w:val="hi_IN" w:bidi="hi_IN"/>
-        </w:rPr>
-      </w:r>
-      <w:hyperlink r:id="rId55">
-        <w:r>
-          <w:rPr>
-            <w:lang w:val="hi_IN" w:bidi="hi_IN"/>
-          </w:rPr>
-          <w:rPr>
-            <w:color w:val="0000EE"/>
-            <w:u w:val="single"/>
-          </w:rPr>
-          <w:t>गिनती 19:2</w:t>
-        </w:r>
-      </w:hyperlink>
+      <w:r>
+        <w:rPr>
+          <w:lang w:val="hi_IN" w:bidi="hi_IN"/>
+        </w:rPr>
+        <w:t>1 राजा 11:11–13</w:t>
+      </w:r>
+    </w:p>
+    <w:p>
+      <w:pPr>
+        <w:pStyle w:val="ListBullet"/>
+        <w:spacing w:line="240" w:lineRule="auto"/>
+        <w:ind w:left="720"/>
+      </w:pPr>
+      <w:r>
+        <w:rPr>
+          <w:lang w:val="hi_IN" w:bidi="hi_IN"/>
+        </w:rPr>
+      </w:r>
+      <w:r>
+        <w:rPr>
+          <w:lang w:val="hi_IN" w:bidi="hi_IN"/>
+        </w:rPr>
+        <w:t>व्यवस्थाविवरण 6:20–23</w:t>
+      </w:r>
+    </w:p>
+    <w:p>
+      <w:pPr>
+        <w:pStyle w:val="ListBullet"/>
+        <w:spacing w:line="240" w:lineRule="auto"/>
+        <w:ind w:left="720"/>
+      </w:pPr>
+      <w:r>
+        <w:rPr>
+          <w:lang w:val="hi_IN" w:bidi="hi_IN"/>
+        </w:rPr>
+      </w:r>
+      <w:r>
+        <w:rPr>
+          <w:lang w:val="hi_IN" w:bidi="hi_IN"/>
+        </w:rPr>
+        <w:t>यहेजकेल 33:15</w:t>
+      </w:r>
+    </w:p>
+    <w:p>
+      <w:pPr>
+        <w:pStyle w:val="ListBullet"/>
+        <w:spacing w:line="240" w:lineRule="auto"/>
+        <w:ind w:left="720"/>
+      </w:pPr>
+      <w:r>
+        <w:rPr>
+          <w:lang w:val="hi_IN" w:bidi="hi_IN"/>
+        </w:rPr>
+      </w:r>
+      <w:r>
+        <w:rPr>
+          <w:lang w:val="hi_IN" w:bidi="hi_IN"/>
+        </w:rPr>
+        <w:t>गिनती 19:2</w:t>
+      </w:r>
     </w:p>
     <w:p>
       <w:pPr>
@@ -4403,66 +4133,48 @@
           <w:lang w:val="hi_IN" w:bidi="hi_IN"/>
         </w:rPr>
       </w:r>
-      <w:hyperlink r:id="rId56">
-        <w:r>
-          <w:rPr>
-            <w:lang w:val="hi_IN" w:bidi="hi_IN"/>
-          </w:rPr>
-          <w:rPr>
-            <w:color w:val="0000EE"/>
-            <w:u w:val="single"/>
-          </w:rPr>
-          <w:t>लूका 16:20</w:t>
-        </w:r>
-      </w:hyperlink>
-    </w:p>
-    <w:p>
-      <w:pPr>
-        <w:pStyle w:val="ListBullet"/>
-        <w:spacing w:line="240" w:lineRule="auto"/>
-        <w:ind w:left="720"/>
-      </w:pPr>
-      <w:r>
-        <w:rPr>
-          <w:lang w:val="hi_IN" w:bidi="hi_IN"/>
-        </w:rPr>
-      </w:r>
-      <w:hyperlink r:id="rId57">
-        <w:r>
-          <w:rPr>
-            <w:lang w:val="hi_IN" w:bidi="hi_IN"/>
-          </w:rPr>
-          <w:rPr>
-            <w:color w:val="0000EE"/>
-            <w:u w:val="single"/>
-          </w:rPr>
-          <w:t>मरकुस 6:56</w:t>
-        </w:r>
-      </w:hyperlink>
-    </w:p>
-    <w:p>
-      <w:pPr>
-        <w:pStyle w:val="ListBullet"/>
-        <w:spacing w:line="240" w:lineRule="auto"/>
-        <w:ind w:left="720"/>
-      </w:pPr>
-      <w:r>
-        <w:rPr>
-          <w:lang w:val="hi_IN" w:bidi="hi_IN"/>
-        </w:rPr>
-      </w:r>
-      <w:hyperlink r:id="rId58">
-        <w:r>
-          <w:rPr>
-            <w:lang w:val="hi_IN" w:bidi="hi_IN"/>
-          </w:rPr>
-          <w:rPr>
-            <w:color w:val="0000EE"/>
-            <w:u w:val="single"/>
-          </w:rPr>
-          <w:t>मत्ती 14:36</w:t>
-        </w:r>
-      </w:hyperlink>
+      <w:r>
+        <w:rPr>
+          <w:lang w:val="hi_IN" w:bidi="hi_IN"/>
+        </w:rPr>
+        <w:t>लूका 16:20</w:t>
+      </w:r>
+    </w:p>
+    <w:p>
+      <w:pPr>
+        <w:pStyle w:val="ListBullet"/>
+        <w:spacing w:line="240" w:lineRule="auto"/>
+        <w:ind w:left="720"/>
+      </w:pPr>
+      <w:r>
+        <w:rPr>
+          <w:lang w:val="hi_IN" w:bidi="hi_IN"/>
+        </w:rPr>
+      </w:r>
+      <w:r>
+        <w:rPr>
+          <w:lang w:val="hi_IN" w:bidi="hi_IN"/>
+        </w:rPr>
+        <w:t>मरकुस 6:56</w:t>
+      </w:r>
+    </w:p>
+    <w:p>
+      <w:pPr>
+        <w:pStyle w:val="ListBullet"/>
+        <w:spacing w:line="240" w:lineRule="auto"/>
+        <w:ind w:left="720"/>
+      </w:pPr>
+      <w:r>
+        <w:rPr>
+          <w:lang w:val="hi_IN" w:bidi="hi_IN"/>
+        </w:rPr>
+      </w:r>
+      <w:r>
+        <w:rPr>
+          <w:lang w:val="hi_IN" w:bidi="hi_IN"/>
+        </w:rPr>
+        <w:t>मत्ती 14:36</w:t>
+      </w:r>
     </w:p>
     <w:p>
       <w:pPr>
@@ -4917,138 +4629,102 @@
           <w:lang w:val="hi_IN" w:bidi="hi_IN"/>
         </w:rPr>
       </w:r>
-      <w:hyperlink r:id="rId59">
-        <w:r>
-          <w:rPr>
-            <w:lang w:val="hi_IN" w:bidi="hi_IN"/>
-          </w:rPr>
-          <w:rPr>
-            <w:color w:val="0000EE"/>
-            <w:u w:val="single"/>
-          </w:rPr>
-          <w:t>मरकुस 4:17</w:t>
-        </w:r>
-      </w:hyperlink>
-    </w:p>
-    <w:p>
-      <w:pPr>
-        <w:pStyle w:val="ListBullet"/>
-        <w:spacing w:line="240" w:lineRule="auto"/>
-        <w:ind w:left="720"/>
-      </w:pPr>
-      <w:r>
-        <w:rPr>
-          <w:lang w:val="hi_IN" w:bidi="hi_IN"/>
-        </w:rPr>
-      </w:r>
-      <w:hyperlink r:id="rId60">
-        <w:r>
-          <w:rPr>
-            <w:lang w:val="hi_IN" w:bidi="hi_IN"/>
-          </w:rPr>
-          <w:rPr>
-            <w:color w:val="0000EE"/>
-            <w:u w:val="single"/>
-          </w:rPr>
-          <w:t>मरकुस 13:19</w:t>
-        </w:r>
-      </w:hyperlink>
-    </w:p>
-    <w:p>
-      <w:pPr>
-        <w:pStyle w:val="ListBullet"/>
-        <w:spacing w:line="240" w:lineRule="auto"/>
-        <w:ind w:left="720"/>
-      </w:pPr>
-      <w:r>
-        <w:rPr>
-          <w:lang w:val="hi_IN" w:bidi="hi_IN"/>
-        </w:rPr>
-      </w:r>
-      <w:hyperlink r:id="rId61">
-        <w:r>
-          <w:rPr>
-            <w:lang w:val="hi_IN" w:bidi="hi_IN"/>
-          </w:rPr>
-          <w:rPr>
-            <w:color w:val="0000EE"/>
-            <w:u w:val="single"/>
-          </w:rPr>
-          <w:t>मत्ती 13:20–21</w:t>
-        </w:r>
-      </w:hyperlink>
-    </w:p>
-    <w:p>
-      <w:pPr>
-        <w:pStyle w:val="ListBullet"/>
-        <w:spacing w:line="240" w:lineRule="auto"/>
-        <w:ind w:left="720"/>
-      </w:pPr>
-      <w:r>
-        <w:rPr>
-          <w:lang w:val="hi_IN" w:bidi="hi_IN"/>
-        </w:rPr>
-      </w:r>
-      <w:hyperlink r:id="rId62">
-        <w:r>
-          <w:rPr>
-            <w:lang w:val="hi_IN" w:bidi="hi_IN"/>
-          </w:rPr>
-          <w:rPr>
-            <w:color w:val="0000EE"/>
-            <w:u w:val="single"/>
-          </w:rPr>
-          <w:t>मत्ती 24:9</w:t>
-        </w:r>
-      </w:hyperlink>
-    </w:p>
-    <w:p>
-      <w:pPr>
-        <w:pStyle w:val="ListBullet"/>
-        <w:spacing w:line="240" w:lineRule="auto"/>
-        <w:ind w:left="720"/>
-      </w:pPr>
-      <w:r>
-        <w:rPr>
-          <w:lang w:val="hi_IN" w:bidi="hi_IN"/>
-        </w:rPr>
-      </w:r>
-      <w:hyperlink r:id="rId63">
-        <w:r>
-          <w:rPr>
-            <w:lang w:val="hi_IN" w:bidi="hi_IN"/>
-          </w:rPr>
-          <w:rPr>
-            <w:color w:val="0000EE"/>
-            <w:u w:val="single"/>
-          </w:rPr>
-          <w:t>मत्ती 24:29</w:t>
-        </w:r>
-      </w:hyperlink>
-    </w:p>
-    <w:p>
-      <w:pPr>
-        <w:pStyle w:val="ListBullet"/>
-        <w:spacing w:line="240" w:lineRule="auto"/>
-        <w:ind w:left="720"/>
-      </w:pPr>
-      <w:r>
-        <w:rPr>
-          <w:lang w:val="hi_IN" w:bidi="hi_IN"/>
-        </w:rPr>
-      </w:r>
-      <w:hyperlink r:id="rId64">
-        <w:r>
-          <w:rPr>
-            <w:lang w:val="hi_IN" w:bidi="hi_IN"/>
-          </w:rPr>
-          <w:rPr>
-            <w:color w:val="0000EE"/>
-            <w:u w:val="single"/>
-          </w:rPr>
-          <w:t>रोमियो 2:9</w:t>
-        </w:r>
-      </w:hyperlink>
+      <w:r>
+        <w:rPr>
+          <w:lang w:val="hi_IN" w:bidi="hi_IN"/>
+        </w:rPr>
+        <w:t>मरकुस 4:17</w:t>
+      </w:r>
+    </w:p>
+    <w:p>
+      <w:pPr>
+        <w:pStyle w:val="ListBullet"/>
+        <w:spacing w:line="240" w:lineRule="auto"/>
+        <w:ind w:left="720"/>
+      </w:pPr>
+      <w:r>
+        <w:rPr>
+          <w:lang w:val="hi_IN" w:bidi="hi_IN"/>
+        </w:rPr>
+      </w:r>
+      <w:r>
+        <w:rPr>
+          <w:lang w:val="hi_IN" w:bidi="hi_IN"/>
+        </w:rPr>
+        <w:t>मरकुस 13:19</w:t>
+      </w:r>
+    </w:p>
+    <w:p>
+      <w:pPr>
+        <w:pStyle w:val="ListBullet"/>
+        <w:spacing w:line="240" w:lineRule="auto"/>
+        <w:ind w:left="720"/>
+      </w:pPr>
+      <w:r>
+        <w:rPr>
+          <w:lang w:val="hi_IN" w:bidi="hi_IN"/>
+        </w:rPr>
+      </w:r>
+      <w:r>
+        <w:rPr>
+          <w:lang w:val="hi_IN" w:bidi="hi_IN"/>
+        </w:rPr>
+        <w:t>मत्ती 13:20–21</w:t>
+      </w:r>
+    </w:p>
+    <w:p>
+      <w:pPr>
+        <w:pStyle w:val="ListBullet"/>
+        <w:spacing w:line="240" w:lineRule="auto"/>
+        <w:ind w:left="720"/>
+      </w:pPr>
+      <w:r>
+        <w:rPr>
+          <w:lang w:val="hi_IN" w:bidi="hi_IN"/>
+        </w:rPr>
+      </w:r>
+      <w:r>
+        <w:rPr>
+          <w:lang w:val="hi_IN" w:bidi="hi_IN"/>
+        </w:rPr>
+        <w:t>मत्ती 24:9</w:t>
+      </w:r>
+    </w:p>
+    <w:p>
+      <w:pPr>
+        <w:pStyle w:val="ListBullet"/>
+        <w:spacing w:line="240" w:lineRule="auto"/>
+        <w:ind w:left="720"/>
+      </w:pPr>
+      <w:r>
+        <w:rPr>
+          <w:lang w:val="hi_IN" w:bidi="hi_IN"/>
+        </w:rPr>
+      </w:r>
+      <w:r>
+        <w:rPr>
+          <w:lang w:val="hi_IN" w:bidi="hi_IN"/>
+        </w:rPr>
+        <w:t>मत्ती 24:29</w:t>
+      </w:r>
+    </w:p>
+    <w:p>
+      <w:pPr>
+        <w:pStyle w:val="ListBullet"/>
+        <w:spacing w:line="240" w:lineRule="auto"/>
+        <w:ind w:left="720"/>
+      </w:pPr>
+      <w:r>
+        <w:rPr>
+          <w:lang w:val="hi_IN" w:bidi="hi_IN"/>
+        </w:rPr>
+      </w:r>
+      <w:r>
+        <w:rPr>
+          <w:lang w:val="hi_IN" w:bidi="hi_IN"/>
+        </w:rPr>
+        <w:t>रोमियो 2:9</w:t>
+      </w:r>
     </w:p>
     <w:p>
       <w:pPr>
@@ -5258,138 +4934,102 @@
           <w:lang w:val="hi_IN" w:bidi="hi_IN"/>
         </w:rPr>
       </w:r>
-      <w:hyperlink r:id="rId65">
-        <w:r>
-          <w:rPr>
-            <w:lang w:val="hi_IN" w:bidi="hi_IN"/>
-          </w:rPr>
-          <w:rPr>
-            <w:color w:val="0000EE"/>
-            <w:u w:val="single"/>
-          </w:rPr>
-          <w:t>1 तीमुथियुस 05:14</w:t>
-        </w:r>
-      </w:hyperlink>
-    </w:p>
-    <w:p>
-      <w:pPr>
-        <w:pStyle w:val="ListBullet"/>
-        <w:spacing w:line="240" w:lineRule="auto"/>
-        <w:ind w:left="720"/>
-      </w:pPr>
-      <w:r>
-        <w:rPr>
-          <w:lang w:val="hi_IN" w:bidi="hi_IN"/>
-        </w:rPr>
-      </w:r>
-      <w:hyperlink r:id="rId66">
-        <w:r>
-          <w:rPr>
-            <w:lang w:val="hi_IN" w:bidi="hi_IN"/>
-          </w:rPr>
-          <w:rPr>
-            <w:color w:val="0000EE"/>
-            <w:u w:val="single"/>
-          </w:rPr>
-          <w:t>यशायाह 09:11</w:t>
-        </w:r>
-      </w:hyperlink>
-    </w:p>
-    <w:p>
-      <w:pPr>
-        <w:pStyle w:val="ListBullet"/>
-        <w:spacing w:line="240" w:lineRule="auto"/>
-        <w:ind w:left="720"/>
-      </w:pPr>
-      <w:r>
-        <w:rPr>
-          <w:lang w:val="hi_IN" w:bidi="hi_IN"/>
-        </w:rPr>
-      </w:r>
-      <w:hyperlink r:id="rId67">
-        <w:r>
-          <w:rPr>
-            <w:lang w:val="hi_IN" w:bidi="hi_IN"/>
-          </w:rPr>
-          <w:rPr>
-            <w:color w:val="0000EE"/>
-            <w:u w:val="single"/>
-          </w:rPr>
-          <w:t>अय्यूब 06:23</w:t>
-        </w:r>
-      </w:hyperlink>
-    </w:p>
-    <w:p>
-      <w:pPr>
-        <w:pStyle w:val="ListBullet"/>
-        <w:spacing w:line="240" w:lineRule="auto"/>
-        <w:ind w:left="720"/>
-      </w:pPr>
-      <w:r>
-        <w:rPr>
-          <w:lang w:val="hi_IN" w:bidi="hi_IN"/>
-        </w:rPr>
-      </w:r>
-      <w:hyperlink r:id="rId68">
-        <w:r>
-          <w:rPr>
-            <w:lang w:val="hi_IN" w:bidi="hi_IN"/>
-          </w:rPr>
-          <w:rPr>
-            <w:color w:val="0000EE"/>
-            <w:u w:val="single"/>
-          </w:rPr>
-          <w:t>विलाप. 04:12</w:t>
-        </w:r>
-      </w:hyperlink>
-    </w:p>
-    <w:p>
-      <w:pPr>
-        <w:pStyle w:val="ListBullet"/>
-        <w:spacing w:line="240" w:lineRule="auto"/>
-        <w:ind w:left="720"/>
-      </w:pPr>
-      <w:r>
-        <w:rPr>
-          <w:lang w:val="hi_IN" w:bidi="hi_IN"/>
-        </w:rPr>
-      </w:r>
-      <w:hyperlink r:id="rId69">
-        <w:r>
-          <w:rPr>
-            <w:lang w:val="hi_IN" w:bidi="hi_IN"/>
-          </w:rPr>
-          <w:rPr>
-            <w:color w:val="0000EE"/>
-            <w:u w:val="single"/>
-          </w:rPr>
-          <w:t>लूका 12:59</w:t>
-        </w:r>
-      </w:hyperlink>
-    </w:p>
-    <w:p>
-      <w:pPr>
-        <w:pStyle w:val="ListBullet"/>
-        <w:spacing w:line="240" w:lineRule="auto"/>
-        <w:ind w:left="720"/>
-      </w:pPr>
-      <w:r>
-        <w:rPr>
-          <w:lang w:val="hi_IN" w:bidi="hi_IN"/>
-        </w:rPr>
-      </w:r>
-      <w:hyperlink r:id="rId70">
-        <w:r>
-          <w:rPr>
-            <w:lang w:val="hi_IN" w:bidi="hi_IN"/>
-          </w:rPr>
-          <w:rPr>
-            <w:color w:val="0000EE"/>
-            <w:u w:val="single"/>
-          </w:rPr>
-          <w:t>मत्ती 13:25</w:t>
-        </w:r>
-      </w:hyperlink>
+      <w:r>
+        <w:rPr>
+          <w:lang w:val="hi_IN" w:bidi="hi_IN"/>
+        </w:rPr>
+        <w:t>1 तीमुथियुस 05:14</w:t>
+      </w:r>
+    </w:p>
+    <w:p>
+      <w:pPr>
+        <w:pStyle w:val="ListBullet"/>
+        <w:spacing w:line="240" w:lineRule="auto"/>
+        <w:ind w:left="720"/>
+      </w:pPr>
+      <w:r>
+        <w:rPr>
+          <w:lang w:val="hi_IN" w:bidi="hi_IN"/>
+        </w:rPr>
+      </w:r>
+      <w:r>
+        <w:rPr>
+          <w:lang w:val="hi_IN" w:bidi="hi_IN"/>
+        </w:rPr>
+        <w:t>यशायाह 09:11</w:t>
+      </w:r>
+    </w:p>
+    <w:p>
+      <w:pPr>
+        <w:pStyle w:val="ListBullet"/>
+        <w:spacing w:line="240" w:lineRule="auto"/>
+        <w:ind w:left="720"/>
+      </w:pPr>
+      <w:r>
+        <w:rPr>
+          <w:lang w:val="hi_IN" w:bidi="hi_IN"/>
+        </w:rPr>
+      </w:r>
+      <w:r>
+        <w:rPr>
+          <w:lang w:val="hi_IN" w:bidi="hi_IN"/>
+        </w:rPr>
+        <w:t>अय्यूब 06:23</w:t>
+      </w:r>
+    </w:p>
+    <w:p>
+      <w:pPr>
+        <w:pStyle w:val="ListBullet"/>
+        <w:spacing w:line="240" w:lineRule="auto"/>
+        <w:ind w:left="720"/>
+      </w:pPr>
+      <w:r>
+        <w:rPr>
+          <w:lang w:val="hi_IN" w:bidi="hi_IN"/>
+        </w:rPr>
+      </w:r>
+      <w:r>
+        <w:rPr>
+          <w:lang w:val="hi_IN" w:bidi="hi_IN"/>
+        </w:rPr>
+        <w:t>विलाप. 04:12</w:t>
+      </w:r>
+    </w:p>
+    <w:p>
+      <w:pPr>
+        <w:pStyle w:val="ListBullet"/>
+        <w:spacing w:line="240" w:lineRule="auto"/>
+        <w:ind w:left="720"/>
+      </w:pPr>
+      <w:r>
+        <w:rPr>
+          <w:lang w:val="hi_IN" w:bidi="hi_IN"/>
+        </w:rPr>
+      </w:r>
+      <w:r>
+        <w:rPr>
+          <w:lang w:val="hi_IN" w:bidi="hi_IN"/>
+        </w:rPr>
+        <w:t>लूका 12:59</w:t>
+      </w:r>
+    </w:p>
+    <w:p>
+      <w:pPr>
+        <w:pStyle w:val="ListBullet"/>
+        <w:spacing w:line="240" w:lineRule="auto"/>
+        <w:ind w:left="720"/>
+      </w:pPr>
+      <w:r>
+        <w:rPr>
+          <w:lang w:val="hi_IN" w:bidi="hi_IN"/>
+        </w:rPr>
+      </w:r>
+      <w:r>
+        <w:rPr>
+          <w:lang w:val="hi_IN" w:bidi="hi_IN"/>
+        </w:rPr>
+        <w:t>मत्ती 13:25</w:t>
+      </w:r>
     </w:p>
     <w:p>
       <w:pPr>
@@ -5580,162 +5220,120 @@
           <w:lang w:val="hi_IN" w:bidi="hi_IN"/>
         </w:rPr>
       </w:r>
-      <w:hyperlink r:id="rId71">
-        <w:r>
-          <w:rPr>
-            <w:lang w:val="hi_IN" w:bidi="hi_IN"/>
-          </w:rPr>
-          <w:rPr>
-            <w:color w:val="0000EE"/>
-            <w:u w:val="single"/>
-          </w:rPr>
-          <w:t>आमोस 8:9–10</w:t>
-        </w:r>
-      </w:hyperlink>
-    </w:p>
-    <w:p>
-      <w:pPr>
-        <w:pStyle w:val="ListBullet"/>
-        <w:spacing w:line="240" w:lineRule="auto"/>
-        <w:ind w:left="720"/>
-      </w:pPr>
-      <w:r>
-        <w:rPr>
-          <w:lang w:val="hi_IN" w:bidi="hi_IN"/>
-        </w:rPr>
-      </w:r>
-      <w:hyperlink r:id="rId72">
-        <w:r>
-          <w:rPr>
-            <w:lang w:val="hi_IN" w:bidi="hi_IN"/>
-          </w:rPr>
-          <w:rPr>
-            <w:color w:val="0000EE"/>
-            <w:u w:val="single"/>
-          </w:rPr>
-          <w:t>यहेजकेल 32:1–2</w:t>
-        </w:r>
-      </w:hyperlink>
-    </w:p>
-    <w:p>
-      <w:pPr>
-        <w:pStyle w:val="ListBullet"/>
-        <w:spacing w:line="240" w:lineRule="auto"/>
-        <w:ind w:left="720"/>
-      </w:pPr>
-      <w:r>
-        <w:rPr>
-          <w:lang w:val="hi_IN" w:bidi="hi_IN"/>
-        </w:rPr>
-      </w:r>
-      <w:hyperlink r:id="rId73">
-        <w:r>
-          <w:rPr>
-            <w:lang w:val="hi_IN" w:bidi="hi_IN"/>
-          </w:rPr>
-          <w:rPr>
-            <w:color w:val="0000EE"/>
-            <w:u w:val="single"/>
-          </w:rPr>
-          <w:t>यिर्मयाह 22:18</w:t>
-        </w:r>
-      </w:hyperlink>
-    </w:p>
-    <w:p>
-      <w:pPr>
-        <w:pStyle w:val="ListBullet"/>
-        <w:spacing w:line="240" w:lineRule="auto"/>
-        <w:ind w:left="720"/>
-      </w:pPr>
-      <w:r>
-        <w:rPr>
-          <w:lang w:val="hi_IN" w:bidi="hi_IN"/>
-        </w:rPr>
-      </w:r>
-      <w:hyperlink r:id="rId74">
-        <w:r>
-          <w:rPr>
-            <w:lang w:val="hi_IN" w:bidi="hi_IN"/>
-          </w:rPr>
-          <w:rPr>
-            <w:color w:val="0000EE"/>
-            <w:u w:val="single"/>
-          </w:rPr>
-          <w:t>अय्यूब 27:15–17</w:t>
-        </w:r>
-      </w:hyperlink>
-    </w:p>
-    <w:p>
-      <w:pPr>
-        <w:pStyle w:val="ListBullet"/>
-        <w:spacing w:line="240" w:lineRule="auto"/>
-        <w:ind w:left="720"/>
-      </w:pPr>
-      <w:r>
-        <w:rPr>
-          <w:lang w:val="hi_IN" w:bidi="hi_IN"/>
-        </w:rPr>
-      </w:r>
-      <w:hyperlink r:id="rId75">
-        <w:r>
-          <w:rPr>
-            <w:lang w:val="hi_IN" w:bidi="hi_IN"/>
-          </w:rPr>
-          <w:rPr>
-            <w:color w:val="0000EE"/>
-            <w:u w:val="single"/>
-          </w:rPr>
-          <w:t>विलापगीत 2:5–6</w:t>
-        </w:r>
-      </w:hyperlink>
-    </w:p>
-    <w:p>
-      <w:pPr>
-        <w:pStyle w:val="ListBullet"/>
-        <w:spacing w:line="240" w:lineRule="auto"/>
-        <w:ind w:left="720"/>
-      </w:pPr>
-      <w:r>
-        <w:rPr>
-          <w:lang w:val="hi_IN" w:bidi="hi_IN"/>
-        </w:rPr>
-      </w:r>
-      <w:hyperlink r:id="rId76">
-        <w:r>
-          <w:rPr>
-            <w:lang w:val="hi_IN" w:bidi="hi_IN"/>
-          </w:rPr>
-          <w:rPr>
-            <w:color w:val="0000EE"/>
-            <w:u w:val="single"/>
-          </w:rPr>
-          <w:t>विलापगीत 2:8</w:t>
-        </w:r>
-      </w:hyperlink>
-    </w:p>
-    <w:p>
-      <w:pPr>
-        <w:pStyle w:val="ListBullet"/>
-        <w:spacing w:line="240" w:lineRule="auto"/>
-        <w:ind w:left="720"/>
-      </w:pPr>
-      <w:r>
-        <w:rPr>
-          <w:lang w:val="hi_IN" w:bidi="hi_IN"/>
-        </w:rPr>
-      </w:r>
-      <w:hyperlink r:id="rId77">
-        <w:r>
-          <w:rPr>
-            <w:lang w:val="hi_IN" w:bidi="hi_IN"/>
-          </w:rPr>
-          <w:rPr>
-            <w:color w:val="0000EE"/>
-            <w:u w:val="single"/>
-          </w:rPr>
-          <w:t>मीका 02:4</w:t>
-        </w:r>
-      </w:hyperlink>
+      <w:r>
+        <w:rPr>
+          <w:lang w:val="hi_IN" w:bidi="hi_IN"/>
+        </w:rPr>
+        <w:t>आमोस 8:9–10</w:t>
+      </w:r>
+    </w:p>
+    <w:p>
+      <w:pPr>
+        <w:pStyle w:val="ListBullet"/>
+        <w:spacing w:line="240" w:lineRule="auto"/>
+        <w:ind w:left="720"/>
+      </w:pPr>
+      <w:r>
+        <w:rPr>
+          <w:lang w:val="hi_IN" w:bidi="hi_IN"/>
+        </w:rPr>
+      </w:r>
+      <w:r>
+        <w:rPr>
+          <w:lang w:val="hi_IN" w:bidi="hi_IN"/>
+        </w:rPr>
+        <w:t>यहेजकेल 32:1–2</w:t>
+      </w:r>
+    </w:p>
+    <w:p>
+      <w:pPr>
+        <w:pStyle w:val="ListBullet"/>
+        <w:spacing w:line="240" w:lineRule="auto"/>
+        <w:ind w:left="720"/>
+      </w:pPr>
+      <w:r>
+        <w:rPr>
+          <w:lang w:val="hi_IN" w:bidi="hi_IN"/>
+        </w:rPr>
+      </w:r>
+      <w:r>
+        <w:rPr>
+          <w:lang w:val="hi_IN" w:bidi="hi_IN"/>
+        </w:rPr>
+        <w:t>यिर्मयाह 22:18</w:t>
+      </w:r>
+    </w:p>
+    <w:p>
+      <w:pPr>
+        <w:pStyle w:val="ListBullet"/>
+        <w:spacing w:line="240" w:lineRule="auto"/>
+        <w:ind w:left="720"/>
+      </w:pPr>
+      <w:r>
+        <w:rPr>
+          <w:lang w:val="hi_IN" w:bidi="hi_IN"/>
+        </w:rPr>
+      </w:r>
+      <w:r>
+        <w:rPr>
+          <w:lang w:val="hi_IN" w:bidi="hi_IN"/>
+        </w:rPr>
+        <w:t>अय्यूब 27:15–17</w:t>
+      </w:r>
+    </w:p>
+    <w:p>
+      <w:pPr>
+        <w:pStyle w:val="ListBullet"/>
+        <w:spacing w:line="240" w:lineRule="auto"/>
+        <w:ind w:left="720"/>
+      </w:pPr>
+      <w:r>
+        <w:rPr>
+          <w:lang w:val="hi_IN" w:bidi="hi_IN"/>
+        </w:rPr>
+      </w:r>
+      <w:r>
+        <w:rPr>
+          <w:lang w:val="hi_IN" w:bidi="hi_IN"/>
+        </w:rPr>
+        <w:t>विलापगीत 2:5–6</w:t>
+      </w:r>
+    </w:p>
+    <w:p>
+      <w:pPr>
+        <w:pStyle w:val="ListBullet"/>
+        <w:spacing w:line="240" w:lineRule="auto"/>
+        <w:ind w:left="720"/>
+      </w:pPr>
+      <w:r>
+        <w:rPr>
+          <w:lang w:val="hi_IN" w:bidi="hi_IN"/>
+        </w:rPr>
+      </w:r>
+      <w:r>
+        <w:rPr>
+          <w:lang w:val="hi_IN" w:bidi="hi_IN"/>
+        </w:rPr>
+        <w:t>विलापगीत 2:8</w:t>
+      </w:r>
+    </w:p>
+    <w:p>
+      <w:pPr>
+        <w:pStyle w:val="ListBullet"/>
+        <w:spacing w:line="240" w:lineRule="auto"/>
+        <w:ind w:left="720"/>
+      </w:pPr>
+      <w:r>
+        <w:rPr>
+          <w:lang w:val="hi_IN" w:bidi="hi_IN"/>
+        </w:rPr>
+      </w:r>
+      <w:r>
+        <w:rPr>
+          <w:lang w:val="hi_IN" w:bidi="hi_IN"/>
+        </w:rPr>
+        <w:t>मीका 02:4</w:t>
+      </w:r>
     </w:p>
     <w:p>
       <w:pPr>
@@ -5766,18 +5364,12 @@
           <w:lang w:val="hi_IN" w:bidi="hi_IN"/>
         </w:rPr>
       </w:r>
-      <w:hyperlink r:id="rId78">
-        <w:r>
-          <w:rPr>
-            <w:lang w:val="hi_IN" w:bidi="hi_IN"/>
-          </w:rPr>
-          <w:rPr>
-            <w:color w:val="0000EE"/>
-            <w:u w:val="single"/>
-          </w:rPr>
-          <w:t>जकर्याह 11:2</w:t>
-        </w:r>
-      </w:hyperlink>
+      <w:r>
+        <w:rPr>
+          <w:lang w:val="hi_IN" w:bidi="hi_IN"/>
+        </w:rPr>
+        <w:t>जकर्याह 11:2</w:t>
+      </w:r>
     </w:p>
     <w:p>
       <w:pPr>
@@ -6311,138 +5903,102 @@
           <w:lang w:val="hi_IN" w:bidi="hi_IN"/>
         </w:rPr>
       </w:r>
-      <w:hyperlink r:id="rId65">
-        <w:r>
-          <w:rPr>
-            <w:lang w:val="hi_IN" w:bidi="hi_IN"/>
-          </w:rPr>
-          <w:rPr>
-            <w:color w:val="0000EE"/>
-            <w:u w:val="single"/>
-          </w:rPr>
-          <w:t>1 तीमुथियुस 01:18–20</w:t>
-        </w:r>
-      </w:hyperlink>
-    </w:p>
-    <w:p>
-      <w:pPr>
-        <w:pStyle w:val="ListBullet"/>
-        <w:spacing w:line="240" w:lineRule="auto"/>
-        <w:ind w:left="720"/>
-      </w:pPr>
-      <w:r>
-        <w:rPr>
-          <w:lang w:val="hi_IN" w:bidi="hi_IN"/>
-        </w:rPr>
-      </w:r>
-      <w:hyperlink r:id="rId65">
-        <w:r>
-          <w:rPr>
-            <w:lang w:val="hi_IN" w:bidi="hi_IN"/>
-          </w:rPr>
-          <w:rPr>
-            <w:color w:val="0000EE"/>
-            <w:u w:val="single"/>
-          </w:rPr>
-          <w:t>1 तीमुथियुस 03:8–10</w:t>
-        </w:r>
-      </w:hyperlink>
-    </w:p>
-    <w:p>
-      <w:pPr>
-        <w:pStyle w:val="ListBullet"/>
-        <w:spacing w:line="240" w:lineRule="auto"/>
-        <w:ind w:left="720"/>
-      </w:pPr>
-      <w:r>
-        <w:rPr>
-          <w:lang w:val="hi_IN" w:bidi="hi_IN"/>
-        </w:rPr>
-      </w:r>
-      <w:hyperlink r:id="rId79">
-        <w:r>
-          <w:rPr>
-            <w:lang w:val="hi_IN" w:bidi="hi_IN"/>
-          </w:rPr>
-          <w:rPr>
-            <w:color w:val="0000EE"/>
-            <w:u w:val="single"/>
-          </w:rPr>
-          <w:t>2 कुरिन्थियों 05: 11–12</w:t>
-        </w:r>
-      </w:hyperlink>
-    </w:p>
-    <w:p>
-      <w:pPr>
-        <w:pStyle w:val="ListBullet"/>
-        <w:spacing w:line="240" w:lineRule="auto"/>
-        <w:ind w:left="720"/>
-      </w:pPr>
-      <w:r>
-        <w:rPr>
-          <w:lang w:val="hi_IN" w:bidi="hi_IN"/>
-        </w:rPr>
-      </w:r>
-      <w:hyperlink r:id="rId80">
-        <w:r>
-          <w:rPr>
-            <w:lang w:val="hi_IN" w:bidi="hi_IN"/>
-          </w:rPr>
-          <w:rPr>
-            <w:color w:val="0000EE"/>
-            <w:u w:val="single"/>
-          </w:rPr>
-          <w:t>2 तीमुथियुस 01:3–5</w:t>
-        </w:r>
-      </w:hyperlink>
-    </w:p>
-    <w:p>
-      <w:pPr>
-        <w:pStyle w:val="ListBullet"/>
-        <w:spacing w:line="240" w:lineRule="auto"/>
-        <w:ind w:left="720"/>
-      </w:pPr>
-      <w:r>
-        <w:rPr>
-          <w:lang w:val="hi_IN" w:bidi="hi_IN"/>
-        </w:rPr>
-      </w:r>
-      <w:hyperlink r:id="rId81">
-        <w:r>
-          <w:rPr>
-            <w:lang w:val="hi_IN" w:bidi="hi_IN"/>
-          </w:rPr>
-          <w:rPr>
-            <w:color w:val="0000EE"/>
-            <w:u w:val="single"/>
-          </w:rPr>
-          <w:t>रोमियो 09:1–2</w:t>
-        </w:r>
-      </w:hyperlink>
-    </w:p>
-    <w:p>
-      <w:pPr>
-        <w:pStyle w:val="ListBullet"/>
-        <w:spacing w:line="240" w:lineRule="auto"/>
-        <w:ind w:left="720"/>
-      </w:pPr>
-      <w:r>
-        <w:rPr>
-          <w:lang w:val="hi_IN" w:bidi="hi_IN"/>
-        </w:rPr>
-      </w:r>
-      <w:hyperlink r:id="rId82">
-        <w:r>
-          <w:rPr>
-            <w:lang w:val="hi_IN" w:bidi="hi_IN"/>
-          </w:rPr>
-          <w:rPr>
-            <w:color w:val="0000EE"/>
-            <w:u w:val="single"/>
-          </w:rPr>
-          <w:t>तीतुस 01:15–16</w:t>
-        </w:r>
-      </w:hyperlink>
+      <w:r>
+        <w:rPr>
+          <w:lang w:val="hi_IN" w:bidi="hi_IN"/>
+        </w:rPr>
+        <w:t>1 तीमुथियुस 01:18–20</w:t>
+      </w:r>
+    </w:p>
+    <w:p>
+      <w:pPr>
+        <w:pStyle w:val="ListBullet"/>
+        <w:spacing w:line="240" w:lineRule="auto"/>
+        <w:ind w:left="720"/>
+      </w:pPr>
+      <w:r>
+        <w:rPr>
+          <w:lang w:val="hi_IN" w:bidi="hi_IN"/>
+        </w:rPr>
+      </w:r>
+      <w:r>
+        <w:rPr>
+          <w:lang w:val="hi_IN" w:bidi="hi_IN"/>
+        </w:rPr>
+        <w:t>1 तीमुथियुस 03:8–10</w:t>
+      </w:r>
+    </w:p>
+    <w:p>
+      <w:pPr>
+        <w:pStyle w:val="ListBullet"/>
+        <w:spacing w:line="240" w:lineRule="auto"/>
+        <w:ind w:left="720"/>
+      </w:pPr>
+      <w:r>
+        <w:rPr>
+          <w:lang w:val="hi_IN" w:bidi="hi_IN"/>
+        </w:rPr>
+      </w:r>
+      <w:r>
+        <w:rPr>
+          <w:lang w:val="hi_IN" w:bidi="hi_IN"/>
+        </w:rPr>
+        <w:t>2 कुरिन्थियों 05: 11–12</w:t>
+      </w:r>
+    </w:p>
+    <w:p>
+      <w:pPr>
+        <w:pStyle w:val="ListBullet"/>
+        <w:spacing w:line="240" w:lineRule="auto"/>
+        <w:ind w:left="720"/>
+      </w:pPr>
+      <w:r>
+        <w:rPr>
+          <w:lang w:val="hi_IN" w:bidi="hi_IN"/>
+        </w:rPr>
+      </w:r>
+      <w:r>
+        <w:rPr>
+          <w:lang w:val="hi_IN" w:bidi="hi_IN"/>
+        </w:rPr>
+        <w:t>2 तीमुथियुस 01:3–5</w:t>
+      </w:r>
+    </w:p>
+    <w:p>
+      <w:pPr>
+        <w:pStyle w:val="ListBullet"/>
+        <w:spacing w:line="240" w:lineRule="auto"/>
+        <w:ind w:left="720"/>
+      </w:pPr>
+      <w:r>
+        <w:rPr>
+          <w:lang w:val="hi_IN" w:bidi="hi_IN"/>
+        </w:rPr>
+      </w:r>
+      <w:r>
+        <w:rPr>
+          <w:lang w:val="hi_IN" w:bidi="hi_IN"/>
+        </w:rPr>
+        <w:t>रोमियो 09:1–2</w:t>
+      </w:r>
+    </w:p>
+    <w:p>
+      <w:pPr>
+        <w:pStyle w:val="ListBullet"/>
+        <w:spacing w:line="240" w:lineRule="auto"/>
+        <w:ind w:left="720"/>
+      </w:pPr>
+      <w:r>
+        <w:rPr>
+          <w:lang w:val="hi_IN" w:bidi="hi_IN"/>
+        </w:rPr>
+      </w:r>
+      <w:r>
+        <w:rPr>
+          <w:lang w:val="hi_IN" w:bidi="hi_IN"/>
+        </w:rPr>
+        <w:t>तीतुस 01:15–16</w:t>
+      </w:r>
     </w:p>
     <w:p>
       <w:pPr>
@@ -6783,90 +6339,66 @@
           <w:lang w:val="hi_IN" w:bidi="hi_IN"/>
         </w:rPr>
       </w:r>
-      <w:hyperlink r:id="rId80">
-        <w:r>
-          <w:rPr>
-            <w:lang w:val="hi_IN" w:bidi="hi_IN"/>
-          </w:rPr>
-          <w:rPr>
-            <w:color w:val="0000EE"/>
-            <w:u w:val="single"/>
-          </w:rPr>
-          <w:t>2 तीमुथियुस 4:7</w:t>
-        </w:r>
-      </w:hyperlink>
-    </w:p>
-    <w:p>
-      <w:pPr>
-        <w:pStyle w:val="ListBullet"/>
-        <w:spacing w:line="240" w:lineRule="auto"/>
-        <w:ind w:left="720"/>
-      </w:pPr>
-      <w:r>
-        <w:rPr>
-          <w:lang w:val="hi_IN" w:bidi="hi_IN"/>
-        </w:rPr>
-      </w:r>
-      <w:hyperlink r:id="rId83">
-        <w:r>
-          <w:rPr>
-            <w:lang w:val="hi_IN" w:bidi="hi_IN"/>
-          </w:rPr>
-          <w:rPr>
-            <w:color w:val="0000EE"/>
-            <w:u w:val="single"/>
-          </w:rPr>
-          <w:t>प्रे.का. 6:7</w:t>
-        </w:r>
-      </w:hyperlink>
-    </w:p>
-    <w:p>
-      <w:pPr>
-        <w:pStyle w:val="ListBullet"/>
-        <w:spacing w:line="240" w:lineRule="auto"/>
-        <w:ind w:left="720"/>
-      </w:pPr>
-      <w:r>
-        <w:rPr>
-          <w:lang w:val="hi_IN" w:bidi="hi_IN"/>
-        </w:rPr>
-      </w:r>
-      <w:hyperlink r:id="rId84">
-        <w:r>
-          <w:rPr>
-            <w:lang w:val="hi_IN" w:bidi="hi_IN"/>
-          </w:rPr>
-          <w:rPr>
-            <w:color w:val="0000EE"/>
-            <w:u w:val="single"/>
-          </w:rPr>
-          <w:t>गलतियों 2: 20–21</w:t>
-        </w:r>
-      </w:hyperlink>
-    </w:p>
-    <w:p>
-      <w:pPr>
-        <w:pStyle w:val="ListBullet"/>
-        <w:spacing w:line="240" w:lineRule="auto"/>
-        <w:ind w:left="720"/>
-      </w:pPr>
-      <w:r>
-        <w:rPr>
-          <w:lang w:val="hi_IN" w:bidi="hi_IN"/>
-        </w:rPr>
-      </w:r>
-      <w:hyperlink r:id="rId85">
-        <w:r>
-          <w:rPr>
-            <w:lang w:val="hi_IN" w:bidi="hi_IN"/>
-          </w:rPr>
-          <w:rPr>
-            <w:color w:val="0000EE"/>
-            <w:u w:val="single"/>
-          </w:rPr>
-          <w:t>याकूब 2:20</w:t>
-        </w:r>
-      </w:hyperlink>
+      <w:r>
+        <w:rPr>
+          <w:lang w:val="hi_IN" w:bidi="hi_IN"/>
+        </w:rPr>
+        <w:t>2 तीमुथियुस 4:7</w:t>
+      </w:r>
+    </w:p>
+    <w:p>
+      <w:pPr>
+        <w:pStyle w:val="ListBullet"/>
+        <w:spacing w:line="240" w:lineRule="auto"/>
+        <w:ind w:left="720"/>
+      </w:pPr>
+      <w:r>
+        <w:rPr>
+          <w:lang w:val="hi_IN" w:bidi="hi_IN"/>
+        </w:rPr>
+      </w:r>
+      <w:r>
+        <w:rPr>
+          <w:lang w:val="hi_IN" w:bidi="hi_IN"/>
+        </w:rPr>
+        <w:t>प्रे.का. 6:7</w:t>
+      </w:r>
+    </w:p>
+    <w:p>
+      <w:pPr>
+        <w:pStyle w:val="ListBullet"/>
+        <w:spacing w:line="240" w:lineRule="auto"/>
+        <w:ind w:left="720"/>
+      </w:pPr>
+      <w:r>
+        <w:rPr>
+          <w:lang w:val="hi_IN" w:bidi="hi_IN"/>
+        </w:rPr>
+      </w:r>
+      <w:r>
+        <w:rPr>
+          <w:lang w:val="hi_IN" w:bidi="hi_IN"/>
+        </w:rPr>
+        <w:t>गलतियों 2: 20–21</w:t>
+      </w:r>
+    </w:p>
+    <w:p>
+      <w:pPr>
+        <w:pStyle w:val="ListBullet"/>
+        <w:spacing w:line="240" w:lineRule="auto"/>
+        <w:ind w:left="720"/>
+      </w:pPr>
+      <w:r>
+        <w:rPr>
+          <w:lang w:val="hi_IN" w:bidi="hi_IN"/>
+        </w:rPr>
+      </w:r>
+      <w:r>
+        <w:rPr>
+          <w:lang w:val="hi_IN" w:bidi="hi_IN"/>
+        </w:rPr>
+        <w:t>याकूब 2:20</w:t>
+      </w:r>
     </w:p>
     <w:p>
       <w:pPr>
@@ -7352,114 +6884,84 @@
           <w:lang w:val="hi_IN" w:bidi="hi_IN"/>
         </w:rPr>
       </w:r>
-      <w:hyperlink r:id="rId86">
-        <w:r>
-          <w:rPr>
-            <w:lang w:val="hi_IN" w:bidi="hi_IN"/>
-          </w:rPr>
-          <w:rPr>
-            <w:color w:val="0000EE"/>
-            <w:u w:val="single"/>
-          </w:rPr>
-          <w:t>1 इतिहास 9:22–24</w:t>
-        </w:r>
-      </w:hyperlink>
-    </w:p>
-    <w:p>
-      <w:pPr>
-        <w:pStyle w:val="ListBullet"/>
-        <w:spacing w:line="240" w:lineRule="auto"/>
-        <w:ind w:left="720"/>
-      </w:pPr>
-      <w:r>
-        <w:rPr>
-          <w:lang w:val="hi_IN" w:bidi="hi_IN"/>
-        </w:rPr>
-      </w:r>
-      <w:hyperlink r:id="rId65">
-        <w:r>
-          <w:rPr>
-            <w:lang w:val="hi_IN" w:bidi="hi_IN"/>
-          </w:rPr>
-          <w:rPr>
-            <w:color w:val="0000EE"/>
-            <w:u w:val="single"/>
-          </w:rPr>
-          <w:t>1 तीमुथियुस 4:9</w:t>
-        </w:r>
-      </w:hyperlink>
-    </w:p>
-    <w:p>
-      <w:pPr>
-        <w:pStyle w:val="ListBullet"/>
-        <w:spacing w:line="240" w:lineRule="auto"/>
-        <w:ind w:left="720"/>
-      </w:pPr>
-      <w:r>
-        <w:rPr>
-          <w:lang w:val="hi_IN" w:bidi="hi_IN"/>
-        </w:rPr>
-      </w:r>
-      <w:hyperlink r:id="rId87">
-        <w:r>
-          <w:rPr>
-            <w:lang w:val="hi_IN" w:bidi="hi_IN"/>
-          </w:rPr>
-          <w:rPr>
-            <w:color w:val="0000EE"/>
-            <w:u w:val="single"/>
-          </w:rPr>
-          <w:t>होशे 10:12–13</w:t>
-        </w:r>
-      </w:hyperlink>
-    </w:p>
-    <w:p>
-      <w:pPr>
-        <w:pStyle w:val="ListBullet"/>
-        <w:spacing w:line="240" w:lineRule="auto"/>
-        <w:ind w:left="720"/>
-      </w:pPr>
-      <w:r>
-        <w:rPr>
-          <w:lang w:val="hi_IN" w:bidi="hi_IN"/>
-        </w:rPr>
-      </w:r>
-      <w:hyperlink r:id="rId88">
-        <w:r>
-          <w:rPr>
-            <w:lang w:val="hi_IN" w:bidi="hi_IN"/>
-          </w:rPr>
-          <w:rPr>
-            <w:color w:val="0000EE"/>
-            <w:u w:val="single"/>
-          </w:rPr>
-          <w:t>यशा. 31:1–2</w:t>
-        </w:r>
-      </w:hyperlink>
-    </w:p>
-    <w:p>
-      <w:pPr>
-        <w:pStyle w:val="ListBullet"/>
-        <w:spacing w:line="240" w:lineRule="auto"/>
-        <w:ind w:left="720"/>
-      </w:pPr>
-      <w:r>
-        <w:rPr>
-          <w:lang w:val="hi_IN" w:bidi="hi_IN"/>
-        </w:rPr>
-      </w:r>
-      <w:hyperlink r:id="rId89">
-        <w:r>
-          <w:rPr>
-            <w:lang w:val="hi_IN" w:bidi="hi_IN"/>
-          </w:rPr>
-          <w:rPr>
-            <w:color w:val="0000EE"/>
-            <w:u w:val="single"/>
-          </w:rPr>
-          <w:t>नहेमायाह 13:13</w:t>
-        </w:r>
-      </w:hyperlink>
+      <w:r>
+        <w:rPr>
+          <w:lang w:val="hi_IN" w:bidi="hi_IN"/>
+        </w:rPr>
+        <w:t>1 इतिहास 9:22–24</w:t>
+      </w:r>
+    </w:p>
+    <w:p>
+      <w:pPr>
+        <w:pStyle w:val="ListBullet"/>
+        <w:spacing w:line="240" w:lineRule="auto"/>
+        <w:ind w:left="720"/>
+      </w:pPr>
+      <w:r>
+        <w:rPr>
+          <w:lang w:val="hi_IN" w:bidi="hi_IN"/>
+        </w:rPr>
+      </w:r>
+      <w:r>
+        <w:rPr>
+          <w:lang w:val="hi_IN" w:bidi="hi_IN"/>
+        </w:rPr>
+        <w:t>1 तीमुथियुस 4:9</w:t>
+      </w:r>
+    </w:p>
+    <w:p>
+      <w:pPr>
+        <w:pStyle w:val="ListBullet"/>
+        <w:spacing w:line="240" w:lineRule="auto"/>
+        <w:ind w:left="720"/>
+      </w:pPr>
+      <w:r>
+        <w:rPr>
+          <w:lang w:val="hi_IN" w:bidi="hi_IN"/>
+        </w:rPr>
+      </w:r>
+      <w:r>
+        <w:rPr>
+          <w:lang w:val="hi_IN" w:bidi="hi_IN"/>
+        </w:rPr>
+        <w:t>होशे 10:12–13</w:t>
+      </w:r>
+    </w:p>
+    <w:p>
+      <w:pPr>
+        <w:pStyle w:val="ListBullet"/>
+        <w:spacing w:line="240" w:lineRule="auto"/>
+        <w:ind w:left="720"/>
+      </w:pPr>
+      <w:r>
+        <w:rPr>
+          <w:lang w:val="hi_IN" w:bidi="hi_IN"/>
+        </w:rPr>
+      </w:r>
+      <w:r>
+        <w:rPr>
+          <w:lang w:val="hi_IN" w:bidi="hi_IN"/>
+        </w:rPr>
+        <w:t>यशा. 31:1–2</w:t>
+      </w:r>
+    </w:p>
+    <w:p>
+      <w:pPr>
+        <w:pStyle w:val="ListBullet"/>
+        <w:spacing w:line="240" w:lineRule="auto"/>
+        <w:ind w:left="720"/>
+      </w:pPr>
+      <w:r>
+        <w:rPr>
+          <w:lang w:val="hi_IN" w:bidi="hi_IN"/>
+        </w:rPr>
+      </w:r>
+      <w:r>
+        <w:rPr>
+          <w:lang w:val="hi_IN" w:bidi="hi_IN"/>
+        </w:rPr>
+        <w:t>नहेमायाह 13:13</w:t>
+      </w:r>
     </w:p>
     <w:p>
       <w:pPr>
@@ -7490,18 +6992,12 @@
           <w:lang w:val="hi_IN" w:bidi="hi_IN"/>
         </w:rPr>
       </w:r>
-      <w:hyperlink r:id="rId90">
-        <w:r>
-          <w:rPr>
-            <w:lang w:val="hi_IN" w:bidi="hi_IN"/>
-          </w:rPr>
-          <w:rPr>
-            <w:color w:val="0000EE"/>
-            <w:u w:val="single"/>
-          </w:rPr>
-          <w:t>तीतुस 3:8</w:t>
-        </w:r>
-      </w:hyperlink>
+      <w:r>
+        <w:rPr>
+          <w:lang w:val="hi_IN" w:bidi="hi_IN"/>
+        </w:rPr>
+        <w:t>तीतुस 3:8</w:t>
+      </w:r>
     </w:p>
     <w:p>
       <w:pPr>
@@ -8266,407 +7762,299 @@
           <w:lang w:val="hi_IN" w:bidi="hi_IN"/>
         </w:rPr>
       </w:r>
-      <w:hyperlink r:id="rId91">
-        <w:r>
-          <w:rPr>
-            <w:lang w:val="hi_IN" w:bidi="hi_IN"/>
-          </w:rPr>
-          <w:rPr>
-            <w:color w:val="0000EE"/>
-            <w:u w:val="single"/>
-          </w:rPr>
-          <w:t>उत्पत्ति 15:6</w:t>
-        </w:r>
-      </w:hyperlink>
-    </w:p>
-    <w:p>
-      <w:pPr>
-        <w:pStyle w:val="ListBullet"/>
-        <w:spacing w:line="240" w:lineRule="auto"/>
-        <w:ind w:left="720"/>
-      </w:pPr>
-      <w:r>
-        <w:rPr>
-          <w:lang w:val="hi_IN" w:bidi="hi_IN"/>
-        </w:rPr>
-      </w:r>
-      <w:hyperlink r:id="rId92">
-        <w:r>
-          <w:rPr>
-            <w:lang w:val="hi_IN" w:bidi="hi_IN"/>
-          </w:rPr>
-          <w:rPr>
-            <w:color w:val="0000EE"/>
-            <w:u w:val="single"/>
-          </w:rPr>
-          <w:t>उत्पत्ति 45:26</w:t>
-        </w:r>
-      </w:hyperlink>
-    </w:p>
-    <w:p>
-      <w:pPr>
-        <w:pStyle w:val="ListBullet"/>
-        <w:spacing w:line="240" w:lineRule="auto"/>
-        <w:ind w:left="720"/>
-      </w:pPr>
-      <w:r>
-        <w:rPr>
-          <w:lang w:val="hi_IN" w:bidi="hi_IN"/>
-        </w:rPr>
-      </w:r>
-      <w:hyperlink r:id="rId93">
-        <w:r>
-          <w:rPr>
-            <w:lang w:val="hi_IN" w:bidi="hi_IN"/>
-          </w:rPr>
-          <w:rPr>
-            <w:color w:val="0000EE"/>
-            <w:u w:val="single"/>
-          </w:rPr>
-          <w:t>अय्यूब 9:16–18</w:t>
-        </w:r>
-      </w:hyperlink>
-    </w:p>
-    <w:p>
-      <w:pPr>
-        <w:pStyle w:val="ListBullet"/>
-        <w:spacing w:line="240" w:lineRule="auto"/>
-        <w:ind w:left="720"/>
-      </w:pPr>
-      <w:r>
-        <w:rPr>
-          <w:lang w:val="hi_IN" w:bidi="hi_IN"/>
-        </w:rPr>
-      </w:r>
-      <w:hyperlink r:id="rId94">
-        <w:r>
-          <w:rPr>
-            <w:lang w:val="hi_IN" w:bidi="hi_IN"/>
-          </w:rPr>
-          <w:rPr>
-            <w:color w:val="0000EE"/>
-            <w:u w:val="single"/>
-          </w:rPr>
-          <w:t>हबक्कूक 1:5–7</w:t>
-        </w:r>
-      </w:hyperlink>
-    </w:p>
-    <w:p>
-      <w:pPr>
-        <w:pStyle w:val="ListBullet"/>
-        <w:spacing w:line="240" w:lineRule="auto"/>
-        <w:ind w:left="720"/>
-      </w:pPr>
-      <w:r>
-        <w:rPr>
-          <w:lang w:val="hi_IN" w:bidi="hi_IN"/>
-        </w:rPr>
-      </w:r>
-      <w:hyperlink r:id="rId95">
-        <w:r>
-          <w:rPr>
-            <w:lang w:val="hi_IN" w:bidi="hi_IN"/>
-          </w:rPr>
-          <w:rPr>
-            <w:color w:val="0000EE"/>
-            <w:u w:val="single"/>
-          </w:rPr>
-          <w:t>मरकुस 6:4–6</w:t>
-        </w:r>
-      </w:hyperlink>
-    </w:p>
-    <w:p>
-      <w:pPr>
-        <w:pStyle w:val="ListBullet"/>
-        <w:spacing w:line="240" w:lineRule="auto"/>
-        <w:ind w:left="720"/>
-      </w:pPr>
-      <w:r>
-        <w:rPr>
-          <w:lang w:val="hi_IN" w:bidi="hi_IN"/>
-        </w:rPr>
-      </w:r>
-      <w:hyperlink r:id="rId96">
-        <w:r>
-          <w:rPr>
-            <w:lang w:val="hi_IN" w:bidi="hi_IN"/>
-          </w:rPr>
-          <w:rPr>
-            <w:color w:val="0000EE"/>
-            <w:u w:val="single"/>
-          </w:rPr>
-          <w:t>मरकुस 1:14–15</w:t>
-        </w:r>
-      </w:hyperlink>
-    </w:p>
-    <w:p>
-      <w:pPr>
-        <w:pStyle w:val="ListBullet"/>
-        <w:spacing w:line="240" w:lineRule="auto"/>
-        <w:ind w:left="720"/>
-      </w:pPr>
-      <w:r>
-        <w:rPr>
-          <w:lang w:val="hi_IN" w:bidi="hi_IN"/>
-        </w:rPr>
-      </w:r>
-      <w:hyperlink r:id="rId97">
-        <w:r>
-          <w:rPr>
-            <w:lang w:val="hi_IN" w:bidi="hi_IN"/>
-          </w:rPr>
-          <w:rPr>
-            <w:color w:val="0000EE"/>
-            <w:u w:val="single"/>
-          </w:rPr>
-          <w:t>लूका 9:41</w:t>
-        </w:r>
-      </w:hyperlink>
-    </w:p>
-    <w:p>
-      <w:pPr>
-        <w:pStyle w:val="ListBullet"/>
-        <w:spacing w:line="240" w:lineRule="auto"/>
-        <w:ind w:left="720"/>
-      </w:pPr>
-      <w:r>
-        <w:rPr>
-          <w:lang w:val="hi_IN" w:bidi="hi_IN"/>
-        </w:rPr>
-      </w:r>
-      <w:hyperlink r:id="rId98">
-        <w:r>
-          <w:rPr>
-            <w:lang w:val="hi_IN" w:bidi="hi_IN"/>
-          </w:rPr>
-          <w:rPr>
-            <w:color w:val="0000EE"/>
-            <w:u w:val="single"/>
-          </w:rPr>
-          <w:t>यूहन्ना 1:12</w:t>
-        </w:r>
-      </w:hyperlink>
-    </w:p>
-    <w:p>
-      <w:pPr>
-        <w:pStyle w:val="ListBullet"/>
-        <w:spacing w:line="240" w:lineRule="auto"/>
-        <w:ind w:left="720"/>
-      </w:pPr>
-      <w:r>
-        <w:rPr>
-          <w:lang w:val="hi_IN" w:bidi="hi_IN"/>
-        </w:rPr>
-      </w:r>
-      <w:hyperlink r:id="rId99">
-        <w:r>
-          <w:rPr>
-            <w:lang w:val="hi_IN" w:bidi="hi_IN"/>
-          </w:rPr>
-          <w:rPr>
-            <w:color w:val="0000EE"/>
-            <w:u w:val="single"/>
-          </w:rPr>
-          <w:t>प्रे.का 6:5</w:t>
-        </w:r>
-      </w:hyperlink>
-    </w:p>
-    <w:p>
-      <w:pPr>
-        <w:pStyle w:val="ListBullet"/>
-        <w:spacing w:line="240" w:lineRule="auto"/>
-        <w:ind w:left="720"/>
-      </w:pPr>
-      <w:r>
-        <w:rPr>
-          <w:lang w:val="hi_IN" w:bidi="hi_IN"/>
-        </w:rPr>
-      </w:r>
-      <w:hyperlink r:id="rId100">
-        <w:r>
-          <w:rPr>
-            <w:lang w:val="hi_IN" w:bidi="hi_IN"/>
-          </w:rPr>
-          <w:rPr>
-            <w:color w:val="0000EE"/>
-            <w:u w:val="single"/>
-          </w:rPr>
-          <w:t>प्रे.का. 9:42</w:t>
-        </w:r>
-      </w:hyperlink>
-    </w:p>
-    <w:p>
-      <w:pPr>
-        <w:pStyle w:val="ListBullet"/>
-        <w:spacing w:line="240" w:lineRule="auto"/>
-        <w:ind w:left="720"/>
-      </w:pPr>
-      <w:r>
-        <w:rPr>
-          <w:lang w:val="hi_IN" w:bidi="hi_IN"/>
-        </w:rPr>
-      </w:r>
-      <w:hyperlink r:id="rId101">
-        <w:r>
-          <w:rPr>
-            <w:lang w:val="hi_IN" w:bidi="hi_IN"/>
-          </w:rPr>
-          <w:rPr>
-            <w:color w:val="0000EE"/>
-            <w:u w:val="single"/>
-          </w:rPr>
-          <w:t>प्रे.का. 28:23–24</w:t>
-        </w:r>
-      </w:hyperlink>
-    </w:p>
-    <w:p>
-      <w:pPr>
-        <w:pStyle w:val="ListBullet"/>
-        <w:spacing w:line="240" w:lineRule="auto"/>
-        <w:ind w:left="720"/>
-      </w:pPr>
-      <w:r>
-        <w:rPr>
-          <w:lang w:val="hi_IN" w:bidi="hi_IN"/>
-        </w:rPr>
-      </w:r>
-      <w:hyperlink r:id="rId102">
-        <w:r>
-          <w:rPr>
-            <w:lang w:val="hi_IN" w:bidi="hi_IN"/>
-          </w:rPr>
-          <w:rPr>
-            <w:color w:val="0000EE"/>
-            <w:u w:val="single"/>
-          </w:rPr>
-          <w:t>रोमियों 3:3</w:t>
-        </w:r>
-      </w:hyperlink>
-    </w:p>
-    <w:p>
-      <w:pPr>
-        <w:pStyle w:val="ListBullet"/>
-        <w:spacing w:line="240" w:lineRule="auto"/>
-        <w:ind w:left="720"/>
-      </w:pPr>
-      <w:r>
-        <w:rPr>
-          <w:lang w:val="hi_IN" w:bidi="hi_IN"/>
-        </w:rPr>
-      </w:r>
-      <w:hyperlink r:id="rId103">
-        <w:r>
-          <w:rPr>
-            <w:lang w:val="hi_IN" w:bidi="hi_IN"/>
-          </w:rPr>
-          <w:rPr>
-            <w:color w:val="0000EE"/>
-            <w:u w:val="single"/>
-          </w:rPr>
-          <w:t>1 कुरिन्थियों 6:1</w:t>
-        </w:r>
-      </w:hyperlink>
-    </w:p>
-    <w:p>
-      <w:pPr>
-        <w:pStyle w:val="ListBullet"/>
-        <w:spacing w:line="240" w:lineRule="auto"/>
-        <w:ind w:left="720"/>
-      </w:pPr>
-      <w:r>
-        <w:rPr>
-          <w:lang w:val="hi_IN" w:bidi="hi_IN"/>
-        </w:rPr>
-      </w:r>
-      <w:hyperlink r:id="rId103">
-        <w:r>
-          <w:rPr>
-            <w:lang w:val="hi_IN" w:bidi="hi_IN"/>
-          </w:rPr>
-          <w:rPr>
-            <w:color w:val="0000EE"/>
-            <w:u w:val="single"/>
-          </w:rPr>
-          <w:t>1 कुरिन्थियों 9:5</w:t>
-        </w:r>
-      </w:hyperlink>
-    </w:p>
-    <w:p>
-      <w:pPr>
-        <w:pStyle w:val="ListBullet"/>
-        <w:spacing w:line="240" w:lineRule="auto"/>
-        <w:ind w:left="720"/>
-      </w:pPr>
-      <w:r>
-        <w:rPr>
-          <w:lang w:val="hi_IN" w:bidi="hi_IN"/>
-        </w:rPr>
-      </w:r>
-      <w:hyperlink r:id="rId104">
-        <w:r>
-          <w:rPr>
-            <w:lang w:val="hi_IN" w:bidi="hi_IN"/>
-          </w:rPr>
-          <w:rPr>
-            <w:color w:val="0000EE"/>
-            <w:u w:val="single"/>
-          </w:rPr>
-          <w:t>2कुरिन्थियों 6:15</w:t>
-        </w:r>
-      </w:hyperlink>
-    </w:p>
-    <w:p>
-      <w:pPr>
-        <w:pStyle w:val="ListBullet"/>
-        <w:spacing w:line="240" w:lineRule="auto"/>
-        <w:ind w:left="720"/>
-      </w:pPr>
-      <w:r>
-        <w:rPr>
-          <w:lang w:val="hi_IN" w:bidi="hi_IN"/>
-        </w:rPr>
-      </w:r>
-      <w:hyperlink r:id="rId105">
-        <w:r>
-          <w:rPr>
-            <w:lang w:val="hi_IN" w:bidi="hi_IN"/>
-          </w:rPr>
-          <w:rPr>
-            <w:color w:val="0000EE"/>
-            <w:u w:val="single"/>
-          </w:rPr>
-          <w:t>इब्रानियों 3:12</w:t>
-        </w:r>
-      </w:hyperlink>
-    </w:p>
-    <w:p>
-      <w:pPr>
-        <w:pStyle w:val="ListBullet"/>
-        <w:spacing w:line="240" w:lineRule="auto"/>
-        <w:ind w:left="720"/>
-      </w:pPr>
-      <w:r>
-        <w:rPr>
-          <w:lang w:val="hi_IN" w:bidi="hi_IN"/>
-        </w:rPr>
-      </w:r>
-      <w:hyperlink r:id="rId24">
-        <w:r>
-          <w:rPr>
-            <w:lang w:val="hi_IN" w:bidi="hi_IN"/>
-          </w:rPr>
-          <w:rPr>
-            <w:color w:val="0000EE"/>
-            <w:u w:val="single"/>
-          </w:rPr>
-          <w:t>1 यूहन्ना 3:23</w:t>
-        </w:r>
-      </w:hyperlink>
-      <w:r>
-        <w:rPr>
-          <w:lang w:val="hi_IN" w:bidi="hi_IN"/>
-        </w:rPr>
-        <w:t>##बाईबल की कहानियों के उदाहरण</w:t>
+      <w:r>
+        <w:rPr>
+          <w:lang w:val="hi_IN" w:bidi="hi_IN"/>
+        </w:rPr>
+        <w:t>उत्पत्ति 15:6</w:t>
+      </w:r>
+    </w:p>
+    <w:p>
+      <w:pPr>
+        <w:pStyle w:val="ListBullet"/>
+        <w:spacing w:line="240" w:lineRule="auto"/>
+        <w:ind w:left="720"/>
+      </w:pPr>
+      <w:r>
+        <w:rPr>
+          <w:lang w:val="hi_IN" w:bidi="hi_IN"/>
+        </w:rPr>
+      </w:r>
+      <w:r>
+        <w:rPr>
+          <w:lang w:val="hi_IN" w:bidi="hi_IN"/>
+        </w:rPr>
+        <w:t>उत्पत्ति 45:26</w:t>
+      </w:r>
+    </w:p>
+    <w:p>
+      <w:pPr>
+        <w:pStyle w:val="ListBullet"/>
+        <w:spacing w:line="240" w:lineRule="auto"/>
+        <w:ind w:left="720"/>
+      </w:pPr>
+      <w:r>
+        <w:rPr>
+          <w:lang w:val="hi_IN" w:bidi="hi_IN"/>
+        </w:rPr>
+      </w:r>
+      <w:r>
+        <w:rPr>
+          <w:lang w:val="hi_IN" w:bidi="hi_IN"/>
+        </w:rPr>
+        <w:t>अय्यूब 9:16–18</w:t>
+      </w:r>
+    </w:p>
+    <w:p>
+      <w:pPr>
+        <w:pStyle w:val="ListBullet"/>
+        <w:spacing w:line="240" w:lineRule="auto"/>
+        <w:ind w:left="720"/>
+      </w:pPr>
+      <w:r>
+        <w:rPr>
+          <w:lang w:val="hi_IN" w:bidi="hi_IN"/>
+        </w:rPr>
+      </w:r>
+      <w:r>
+        <w:rPr>
+          <w:lang w:val="hi_IN" w:bidi="hi_IN"/>
+        </w:rPr>
+        <w:t>हबक्कूक 1:5–7</w:t>
+      </w:r>
+    </w:p>
+    <w:p>
+      <w:pPr>
+        <w:pStyle w:val="ListBullet"/>
+        <w:spacing w:line="240" w:lineRule="auto"/>
+        <w:ind w:left="720"/>
+      </w:pPr>
+      <w:r>
+        <w:rPr>
+          <w:lang w:val="hi_IN" w:bidi="hi_IN"/>
+        </w:rPr>
+      </w:r>
+      <w:r>
+        <w:rPr>
+          <w:lang w:val="hi_IN" w:bidi="hi_IN"/>
+        </w:rPr>
+        <w:t>मरकुस 6:4–6</w:t>
+      </w:r>
+    </w:p>
+    <w:p>
+      <w:pPr>
+        <w:pStyle w:val="ListBullet"/>
+        <w:spacing w:line="240" w:lineRule="auto"/>
+        <w:ind w:left="720"/>
+      </w:pPr>
+      <w:r>
+        <w:rPr>
+          <w:lang w:val="hi_IN" w:bidi="hi_IN"/>
+        </w:rPr>
+      </w:r>
+      <w:r>
+        <w:rPr>
+          <w:lang w:val="hi_IN" w:bidi="hi_IN"/>
+        </w:rPr>
+        <w:t>मरकुस 1:14–15</w:t>
+      </w:r>
+    </w:p>
+    <w:p>
+      <w:pPr>
+        <w:pStyle w:val="ListBullet"/>
+        <w:spacing w:line="240" w:lineRule="auto"/>
+        <w:ind w:left="720"/>
+      </w:pPr>
+      <w:r>
+        <w:rPr>
+          <w:lang w:val="hi_IN" w:bidi="hi_IN"/>
+        </w:rPr>
+      </w:r>
+      <w:r>
+        <w:rPr>
+          <w:lang w:val="hi_IN" w:bidi="hi_IN"/>
+        </w:rPr>
+        <w:t>लूका 9:41</w:t>
+      </w:r>
+    </w:p>
+    <w:p>
+      <w:pPr>
+        <w:pStyle w:val="ListBullet"/>
+        <w:spacing w:line="240" w:lineRule="auto"/>
+        <w:ind w:left="720"/>
+      </w:pPr>
+      <w:r>
+        <w:rPr>
+          <w:lang w:val="hi_IN" w:bidi="hi_IN"/>
+        </w:rPr>
+      </w:r>
+      <w:r>
+        <w:rPr>
+          <w:lang w:val="hi_IN" w:bidi="hi_IN"/>
+        </w:rPr>
+        <w:t>यूहन्ना 1:12</w:t>
+      </w:r>
+    </w:p>
+    <w:p>
+      <w:pPr>
+        <w:pStyle w:val="ListBullet"/>
+        <w:spacing w:line="240" w:lineRule="auto"/>
+        <w:ind w:left="720"/>
+      </w:pPr>
+      <w:r>
+        <w:rPr>
+          <w:lang w:val="hi_IN" w:bidi="hi_IN"/>
+        </w:rPr>
+      </w:r>
+      <w:r>
+        <w:rPr>
+          <w:lang w:val="hi_IN" w:bidi="hi_IN"/>
+        </w:rPr>
+        <w:t>प्रे.का 6:5</w:t>
+      </w:r>
+    </w:p>
+    <w:p>
+      <w:pPr>
+        <w:pStyle w:val="ListBullet"/>
+        <w:spacing w:line="240" w:lineRule="auto"/>
+        <w:ind w:left="720"/>
+      </w:pPr>
+      <w:r>
+        <w:rPr>
+          <w:lang w:val="hi_IN" w:bidi="hi_IN"/>
+        </w:rPr>
+      </w:r>
+      <w:r>
+        <w:rPr>
+          <w:lang w:val="hi_IN" w:bidi="hi_IN"/>
+        </w:rPr>
+        <w:t>प्रे.का. 9:42</w:t>
+      </w:r>
+    </w:p>
+    <w:p>
+      <w:pPr>
+        <w:pStyle w:val="ListBullet"/>
+        <w:spacing w:line="240" w:lineRule="auto"/>
+        <w:ind w:left="720"/>
+      </w:pPr>
+      <w:r>
+        <w:rPr>
+          <w:lang w:val="hi_IN" w:bidi="hi_IN"/>
+        </w:rPr>
+      </w:r>
+      <w:r>
+        <w:rPr>
+          <w:lang w:val="hi_IN" w:bidi="hi_IN"/>
+        </w:rPr>
+        <w:t>प्रे.का. 28:23–24</w:t>
+      </w:r>
+    </w:p>
+    <w:p>
+      <w:pPr>
+        <w:pStyle w:val="ListBullet"/>
+        <w:spacing w:line="240" w:lineRule="auto"/>
+        <w:ind w:left="720"/>
+      </w:pPr>
+      <w:r>
+        <w:rPr>
+          <w:lang w:val="hi_IN" w:bidi="hi_IN"/>
+        </w:rPr>
+      </w:r>
+      <w:r>
+        <w:rPr>
+          <w:lang w:val="hi_IN" w:bidi="hi_IN"/>
+        </w:rPr>
+        <w:t>रोमियों 3:3</w:t>
+      </w:r>
+    </w:p>
+    <w:p>
+      <w:pPr>
+        <w:pStyle w:val="ListBullet"/>
+        <w:spacing w:line="240" w:lineRule="auto"/>
+        <w:ind w:left="720"/>
+      </w:pPr>
+      <w:r>
+        <w:rPr>
+          <w:lang w:val="hi_IN" w:bidi="hi_IN"/>
+        </w:rPr>
+      </w:r>
+      <w:r>
+        <w:rPr>
+          <w:lang w:val="hi_IN" w:bidi="hi_IN"/>
+        </w:rPr>
+        <w:t>1 कुरिन्थियों 6:1</w:t>
+      </w:r>
+    </w:p>
+    <w:p>
+      <w:pPr>
+        <w:pStyle w:val="ListBullet"/>
+        <w:spacing w:line="240" w:lineRule="auto"/>
+        <w:ind w:left="720"/>
+      </w:pPr>
+      <w:r>
+        <w:rPr>
+          <w:lang w:val="hi_IN" w:bidi="hi_IN"/>
+        </w:rPr>
+      </w:r>
+      <w:r>
+        <w:rPr>
+          <w:lang w:val="hi_IN" w:bidi="hi_IN"/>
+        </w:rPr>
+        <w:t>1 कुरिन्थियों 9:5</w:t>
+      </w:r>
+    </w:p>
+    <w:p>
+      <w:pPr>
+        <w:pStyle w:val="ListBullet"/>
+        <w:spacing w:line="240" w:lineRule="auto"/>
+        <w:ind w:left="720"/>
+      </w:pPr>
+      <w:r>
+        <w:rPr>
+          <w:lang w:val="hi_IN" w:bidi="hi_IN"/>
+        </w:rPr>
+      </w:r>
+      <w:r>
+        <w:rPr>
+          <w:lang w:val="hi_IN" w:bidi="hi_IN"/>
+        </w:rPr>
+        <w:t>2कुरिन्थियों 6:15</w:t>
+      </w:r>
+    </w:p>
+    <w:p>
+      <w:pPr>
+        <w:pStyle w:val="ListBullet"/>
+        <w:spacing w:line="240" w:lineRule="auto"/>
+        <w:ind w:left="720"/>
+      </w:pPr>
+      <w:r>
+        <w:rPr>
+          <w:lang w:val="hi_IN" w:bidi="hi_IN"/>
+        </w:rPr>
+      </w:r>
+      <w:r>
+        <w:rPr>
+          <w:lang w:val="hi_IN" w:bidi="hi_IN"/>
+        </w:rPr>
+        <w:t>इब्रानियों 3:12</w:t>
+      </w:r>
+    </w:p>
+    <w:p>
+      <w:pPr>
+        <w:pStyle w:val="ListBullet"/>
+        <w:spacing w:line="240" w:lineRule="auto"/>
+        <w:ind w:left="720"/>
+      </w:pPr>
+      <w:r>
+        <w:rPr>
+          <w:lang w:val="hi_IN" w:bidi="hi_IN"/>
+        </w:rPr>
+      </w:r>
+      <w:r>
+        <w:rPr>
+          <w:lang w:val="hi_IN" w:bidi="hi_IN"/>
+        </w:rPr>
+        <w:t>1 यूहन्ना 3:23##बाईबल की कहानियों के उदाहरण</w:t>
       </w:r>
     </w:p>
     <w:p>
@@ -9423,234 +8811,174 @@
           <w:lang w:val="hi_IN" w:bidi="hi_IN"/>
         </w:rPr>
       </w:r>
-      <w:hyperlink r:id="rId40">
-        <w:r>
-          <w:rPr>
-            <w:lang w:val="hi_IN" w:bidi="hi_IN"/>
-          </w:rPr>
-          <w:rPr>
-            <w:color w:val="0000EE"/>
-            <w:u w:val="single"/>
-          </w:rPr>
-          <w:t>1 शमूएल 02:9</w:t>
-        </w:r>
-      </w:hyperlink>
-    </w:p>
-    <w:p>
-      <w:pPr>
-        <w:pStyle w:val="ListBullet"/>
-        <w:spacing w:line="240" w:lineRule="auto"/>
-        <w:ind w:left="720"/>
-      </w:pPr>
-      <w:r>
-        <w:rPr>
-          <w:lang w:val="hi_IN" w:bidi="hi_IN"/>
-        </w:rPr>
-      </w:r>
-      <w:hyperlink r:id="rId106">
-        <w:r>
-          <w:rPr>
-            <w:lang w:val="hi_IN" w:bidi="hi_IN"/>
-          </w:rPr>
-          <w:rPr>
-            <w:color w:val="0000EE"/>
-            <w:u w:val="single"/>
-          </w:rPr>
-          <w:t>1 थिस्सलुनीकियों 05:23–24</w:t>
-        </w:r>
-      </w:hyperlink>
-    </w:p>
-    <w:p>
-      <w:pPr>
-        <w:pStyle w:val="ListBullet"/>
-        <w:spacing w:line="240" w:lineRule="auto"/>
-        <w:ind w:left="720"/>
-      </w:pPr>
-      <w:r>
-        <w:rPr>
-          <w:lang w:val="hi_IN" w:bidi="hi_IN"/>
-        </w:rPr>
-      </w:r>
-      <w:hyperlink r:id="rId107">
-        <w:r>
-          <w:rPr>
-            <w:lang w:val="hi_IN" w:bidi="hi_IN"/>
-          </w:rPr>
-          <w:rPr>
-            <w:color w:val="0000EE"/>
-            <w:u w:val="single"/>
-          </w:rPr>
-          <w:t>3 यूह. 01:5–8</w:t>
-        </w:r>
-      </w:hyperlink>
-    </w:p>
-    <w:p>
-      <w:pPr>
-        <w:pStyle w:val="ListBullet"/>
-        <w:spacing w:line="240" w:lineRule="auto"/>
-        <w:ind w:left="720"/>
-      </w:pPr>
-      <w:r>
-        <w:rPr>
-          <w:lang w:val="hi_IN" w:bidi="hi_IN"/>
-        </w:rPr>
-      </w:r>
-      <w:hyperlink r:id="rId108">
-        <w:r>
-          <w:rPr>
-            <w:lang w:val="hi_IN" w:bidi="hi_IN"/>
-          </w:rPr>
-          <w:rPr>
-            <w:color w:val="0000EE"/>
-            <w:u w:val="single"/>
-          </w:rPr>
-          <w:t>कुलुस्सियों 01: 7–8</w:t>
-        </w:r>
-      </w:hyperlink>
-    </w:p>
-    <w:p>
-      <w:pPr>
-        <w:pStyle w:val="ListBullet"/>
-        <w:spacing w:line="240" w:lineRule="auto"/>
-        <w:ind w:left="720"/>
-      </w:pPr>
-      <w:r>
-        <w:rPr>
-          <w:lang w:val="hi_IN" w:bidi="hi_IN"/>
-        </w:rPr>
-      </w:r>
-      <w:hyperlink r:id="rId109">
-        <w:r>
-          <w:rPr>
-            <w:lang w:val="hi_IN" w:bidi="hi_IN"/>
-          </w:rPr>
-          <w:rPr>
-            <w:color w:val="0000EE"/>
-            <w:u w:val="single"/>
-          </w:rPr>
-          <w:t>उत्पत्ति 24:49</w:t>
-        </w:r>
-      </w:hyperlink>
-    </w:p>
-    <w:p>
-      <w:pPr>
-        <w:pStyle w:val="ListBullet"/>
-        <w:spacing w:line="240" w:lineRule="auto"/>
-        <w:ind w:left="720"/>
-      </w:pPr>
-      <w:r>
-        <w:rPr>
-          <w:lang w:val="hi_IN" w:bidi="hi_IN"/>
-        </w:rPr>
-      </w:r>
-      <w:hyperlink r:id="rId110">
-        <w:r>
-          <w:rPr>
-            <w:lang w:val="hi_IN" w:bidi="hi_IN"/>
-          </w:rPr>
-          <w:rPr>
-            <w:color w:val="0000EE"/>
-            <w:u w:val="single"/>
-          </w:rPr>
-          <w:t>यशायाह 1:26</w:t>
-        </w:r>
-      </w:hyperlink>
-    </w:p>
-    <w:p>
-      <w:pPr>
-        <w:pStyle w:val="ListBullet"/>
-        <w:spacing w:line="240" w:lineRule="auto"/>
-        <w:ind w:left="720"/>
-      </w:pPr>
-      <w:r>
-        <w:rPr>
-          <w:lang w:val="hi_IN" w:bidi="hi_IN"/>
-        </w:rPr>
-      </w:r>
-      <w:hyperlink r:id="rId111">
-        <w:r>
-          <w:rPr>
-            <w:lang w:val="hi_IN" w:bidi="hi_IN"/>
-          </w:rPr>
-          <w:rPr>
-            <w:color w:val="0000EE"/>
-            <w:u w:val="single"/>
-          </w:rPr>
-          <w:t>यहोशू 02:14</w:t>
-        </w:r>
-      </w:hyperlink>
-    </w:p>
-    <w:p>
-      <w:pPr>
-        <w:pStyle w:val="ListBullet"/>
-        <w:spacing w:line="240" w:lineRule="auto"/>
-        <w:ind w:left="720"/>
-      </w:pPr>
-      <w:r>
-        <w:rPr>
-          <w:lang w:val="hi_IN" w:bidi="hi_IN"/>
-        </w:rPr>
-      </w:r>
-      <w:hyperlink r:id="rId112">
-        <w:r>
-          <w:rPr>
-            <w:lang w:val="hi_IN" w:bidi="hi_IN"/>
-          </w:rPr>
-          <w:rPr>
-            <w:color w:val="0000EE"/>
-            <w:u w:val="single"/>
-          </w:rPr>
-          <w:t>लूका 16: 10–12</w:t>
-        </w:r>
-      </w:hyperlink>
-    </w:p>
-    <w:p>
-      <w:pPr>
-        <w:pStyle w:val="ListBullet"/>
-        <w:spacing w:line="240" w:lineRule="auto"/>
-        <w:ind w:left="720"/>
-      </w:pPr>
-      <w:r>
-        <w:rPr>
-          <w:lang w:val="hi_IN" w:bidi="hi_IN"/>
-        </w:rPr>
-      </w:r>
-      <w:hyperlink r:id="rId113">
-        <w:r>
-          <w:rPr>
-            <w:lang w:val="hi_IN" w:bidi="hi_IN"/>
-          </w:rPr>
-          <w:rPr>
-            <w:color w:val="0000EE"/>
-            <w:u w:val="single"/>
-          </w:rPr>
-          <w:t>गिनती 12:6–8</w:t>
-        </w:r>
-      </w:hyperlink>
-    </w:p>
-    <w:p>
-      <w:pPr>
-        <w:pStyle w:val="ListBullet"/>
-        <w:spacing w:line="240" w:lineRule="auto"/>
-        <w:ind w:left="720"/>
-      </w:pPr>
-      <w:r>
-        <w:rPr>
-          <w:lang w:val="hi_IN" w:bidi="hi_IN"/>
-        </w:rPr>
-      </w:r>
-      <w:hyperlink r:id="rId114">
-        <w:r>
-          <w:rPr>
-            <w:lang w:val="hi_IN" w:bidi="hi_IN"/>
-          </w:rPr>
-          <w:rPr>
-            <w:color w:val="0000EE"/>
-            <w:u w:val="single"/>
-          </w:rPr>
-          <w:t>नीतिवचन 11:12–13</w:t>
-        </w:r>
-      </w:hyperlink>
+      <w:r>
+        <w:rPr>
+          <w:lang w:val="hi_IN" w:bidi="hi_IN"/>
+        </w:rPr>
+        <w:t>1 शमूएल 02:9</w:t>
+      </w:r>
+    </w:p>
+    <w:p>
+      <w:pPr>
+        <w:pStyle w:val="ListBullet"/>
+        <w:spacing w:line="240" w:lineRule="auto"/>
+        <w:ind w:left="720"/>
+      </w:pPr>
+      <w:r>
+        <w:rPr>
+          <w:lang w:val="hi_IN" w:bidi="hi_IN"/>
+        </w:rPr>
+      </w:r>
+      <w:r>
+        <w:rPr>
+          <w:lang w:val="hi_IN" w:bidi="hi_IN"/>
+        </w:rPr>
+        <w:t>1 थिस्सलुनीकियों 05:23–24</w:t>
+      </w:r>
+    </w:p>
+    <w:p>
+      <w:pPr>
+        <w:pStyle w:val="ListBullet"/>
+        <w:spacing w:line="240" w:lineRule="auto"/>
+        <w:ind w:left="720"/>
+      </w:pPr>
+      <w:r>
+        <w:rPr>
+          <w:lang w:val="hi_IN" w:bidi="hi_IN"/>
+        </w:rPr>
+      </w:r>
+      <w:r>
+        <w:rPr>
+          <w:lang w:val="hi_IN" w:bidi="hi_IN"/>
+        </w:rPr>
+        <w:t>3 यूह. 01:5–8</w:t>
+      </w:r>
+    </w:p>
+    <w:p>
+      <w:pPr>
+        <w:pStyle w:val="ListBullet"/>
+        <w:spacing w:line="240" w:lineRule="auto"/>
+        <w:ind w:left="720"/>
+      </w:pPr>
+      <w:r>
+        <w:rPr>
+          <w:lang w:val="hi_IN" w:bidi="hi_IN"/>
+        </w:rPr>
+      </w:r>
+      <w:r>
+        <w:rPr>
+          <w:lang w:val="hi_IN" w:bidi="hi_IN"/>
+        </w:rPr>
+        <w:t>कुलुस्सियों 01: 7–8</w:t>
+      </w:r>
+    </w:p>
+    <w:p>
+      <w:pPr>
+        <w:pStyle w:val="ListBullet"/>
+        <w:spacing w:line="240" w:lineRule="auto"/>
+        <w:ind w:left="720"/>
+      </w:pPr>
+      <w:r>
+        <w:rPr>
+          <w:lang w:val="hi_IN" w:bidi="hi_IN"/>
+        </w:rPr>
+      </w:r>
+      <w:r>
+        <w:rPr>
+          <w:lang w:val="hi_IN" w:bidi="hi_IN"/>
+        </w:rPr>
+        <w:t>उत्पत्ति 24:49</w:t>
+      </w:r>
+    </w:p>
+    <w:p>
+      <w:pPr>
+        <w:pStyle w:val="ListBullet"/>
+        <w:spacing w:line="240" w:lineRule="auto"/>
+        <w:ind w:left="720"/>
+      </w:pPr>
+      <w:r>
+        <w:rPr>
+          <w:lang w:val="hi_IN" w:bidi="hi_IN"/>
+        </w:rPr>
+      </w:r>
+      <w:r>
+        <w:rPr>
+          <w:lang w:val="hi_IN" w:bidi="hi_IN"/>
+        </w:rPr>
+        <w:t>यशायाह 1:26</w:t>
+      </w:r>
+    </w:p>
+    <w:p>
+      <w:pPr>
+        <w:pStyle w:val="ListBullet"/>
+        <w:spacing w:line="240" w:lineRule="auto"/>
+        <w:ind w:left="720"/>
+      </w:pPr>
+      <w:r>
+        <w:rPr>
+          <w:lang w:val="hi_IN" w:bidi="hi_IN"/>
+        </w:rPr>
+      </w:r>
+      <w:r>
+        <w:rPr>
+          <w:lang w:val="hi_IN" w:bidi="hi_IN"/>
+        </w:rPr>
+        <w:t>यहोशू 02:14</w:t>
+      </w:r>
+    </w:p>
+    <w:p>
+      <w:pPr>
+        <w:pStyle w:val="ListBullet"/>
+        <w:spacing w:line="240" w:lineRule="auto"/>
+        <w:ind w:left="720"/>
+      </w:pPr>
+      <w:r>
+        <w:rPr>
+          <w:lang w:val="hi_IN" w:bidi="hi_IN"/>
+        </w:rPr>
+      </w:r>
+      <w:r>
+        <w:rPr>
+          <w:lang w:val="hi_IN" w:bidi="hi_IN"/>
+        </w:rPr>
+        <w:t>लूका 16: 10–12</w:t>
+      </w:r>
+    </w:p>
+    <w:p>
+      <w:pPr>
+        <w:pStyle w:val="ListBullet"/>
+        <w:spacing w:line="240" w:lineRule="auto"/>
+        <w:ind w:left="720"/>
+      </w:pPr>
+      <w:r>
+        <w:rPr>
+          <w:lang w:val="hi_IN" w:bidi="hi_IN"/>
+        </w:rPr>
+      </w:r>
+      <w:r>
+        <w:rPr>
+          <w:lang w:val="hi_IN" w:bidi="hi_IN"/>
+        </w:rPr>
+        <w:t>गिनती 12:6–8</w:t>
+      </w:r>
+    </w:p>
+    <w:p>
+      <w:pPr>
+        <w:pStyle w:val="ListBullet"/>
+        <w:spacing w:line="240" w:lineRule="auto"/>
+        <w:ind w:left="720"/>
+      </w:pPr>
+      <w:r>
+        <w:rPr>
+          <w:lang w:val="hi_IN" w:bidi="hi_IN"/>
+        </w:rPr>
+      </w:r>
+      <w:r>
+        <w:rPr>
+          <w:lang w:val="hi_IN" w:bidi="hi_IN"/>
+        </w:rPr>
+        <w:t>नीतिवचन 11:12–13</w:t>
+      </w:r>
     </w:p>
     <w:p>
       <w:pPr>
@@ -10348,66 +9676,48 @@
           <w:lang w:val="hi_IN" w:bidi="hi_IN"/>
         </w:rPr>
       </w:r>
-      <w:hyperlink r:id="rId86">
-        <w:r>
-          <w:rPr>
-            <w:lang w:val="hi_IN" w:bidi="hi_IN"/>
-          </w:rPr>
-          <w:rPr>
-            <w:color w:val="0000EE"/>
-            <w:u w:val="single"/>
-          </w:rPr>
-          <w:t>1 इतिहास 15:16–18</w:t>
-        </w:r>
-      </w:hyperlink>
-    </w:p>
-    <w:p>
-      <w:pPr>
-        <w:pStyle w:val="ListBullet"/>
-        <w:spacing w:line="240" w:lineRule="auto"/>
-        <w:ind w:left="720"/>
-      </w:pPr>
-      <w:r>
-        <w:rPr>
-          <w:lang w:val="hi_IN" w:bidi="hi_IN"/>
-        </w:rPr>
-      </w:r>
-      <w:hyperlink r:id="rId115">
-        <w:r>
-          <w:rPr>
-            <w:lang w:val="hi_IN" w:bidi="hi_IN"/>
-          </w:rPr>
-          <w:rPr>
-            <w:color w:val="0000EE"/>
-            <w:u w:val="single"/>
-          </w:rPr>
-          <w:t>आमोस 5:23–24</w:t>
-        </w:r>
-      </w:hyperlink>
-    </w:p>
-    <w:p>
-      <w:pPr>
-        <w:pStyle w:val="ListBullet"/>
-        <w:spacing w:line="240" w:lineRule="auto"/>
-        <w:ind w:left="720"/>
-      </w:pPr>
-      <w:r>
-        <w:rPr>
-          <w:lang w:val="hi_IN" w:bidi="hi_IN"/>
-        </w:rPr>
-      </w:r>
-      <w:hyperlink r:id="rId116">
-        <w:r>
-          <w:rPr>
-            <w:lang w:val="hi_IN" w:bidi="hi_IN"/>
-          </w:rPr>
-          <w:rPr>
-            <w:color w:val="0000EE"/>
-            <w:u w:val="single"/>
-          </w:rPr>
-          <w:t>दानिय्येल 3:3–5</w:t>
-        </w:r>
-      </w:hyperlink>
+      <w:r>
+        <w:rPr>
+          <w:lang w:val="hi_IN" w:bidi="hi_IN"/>
+        </w:rPr>
+        <w:t>1 इतिहास 15:16–18</w:t>
+      </w:r>
+    </w:p>
+    <w:p>
+      <w:pPr>
+        <w:pStyle w:val="ListBullet"/>
+        <w:spacing w:line="240" w:lineRule="auto"/>
+        <w:ind w:left="720"/>
+      </w:pPr>
+      <w:r>
+        <w:rPr>
+          <w:lang w:val="hi_IN" w:bidi="hi_IN"/>
+        </w:rPr>
+      </w:r>
+      <w:r>
+        <w:rPr>
+          <w:lang w:val="hi_IN" w:bidi="hi_IN"/>
+        </w:rPr>
+        <w:t>आमोस 5:23–24</w:t>
+      </w:r>
+    </w:p>
+    <w:p>
+      <w:pPr>
+        <w:pStyle w:val="ListBullet"/>
+        <w:spacing w:line="240" w:lineRule="auto"/>
+        <w:ind w:left="720"/>
+      </w:pPr>
+      <w:r>
+        <w:rPr>
+          <w:lang w:val="hi_IN" w:bidi="hi_IN"/>
+        </w:rPr>
+      </w:r>
+      <w:r>
+        <w:rPr>
+          <w:lang w:val="hi_IN" w:bidi="hi_IN"/>
+        </w:rPr>
+        <w:t>दानिय्येल 3:3–5</w:t>
+      </w:r>
     </w:p>
     <w:p>
       <w:pPr>
@@ -10438,18 +9748,12 @@
           <w:lang w:val="hi_IN" w:bidi="hi_IN"/>
         </w:rPr>
       </w:r>
-      <w:hyperlink r:id="rId117">
-        <w:r>
-          <w:rPr>
-            <w:lang w:val="hi_IN" w:bidi="hi_IN"/>
-          </w:rPr>
-          <w:rPr>
-            <w:color w:val="0000EE"/>
-            <w:u w:val="single"/>
-          </w:rPr>
-          <w:t>प्रकाशितवाक्य 5:8</w:t>
-        </w:r>
-      </w:hyperlink>
+      <w:r>
+        <w:rPr>
+          <w:lang w:val="hi_IN" w:bidi="hi_IN"/>
+        </w:rPr>
+        <w:t>प्रकाशितवाक्य 5:8</w:t>
+      </w:r>
     </w:p>
     <w:p>
       <w:pPr>
@@ -10677,66 +9981,48 @@
           <w:lang w:val="hi_IN" w:bidi="hi_IN"/>
         </w:rPr>
       </w:r>
-      <w:hyperlink r:id="rId52">
-        <w:r>
-          <w:rPr>
-            <w:lang w:val="hi_IN" w:bidi="hi_IN"/>
-          </w:rPr>
-          <w:rPr>
-            <w:color w:val="0000EE"/>
-            <w:u w:val="single"/>
-          </w:rPr>
-          <w:t>1 राजा 10:11–12</w:t>
-        </w:r>
-      </w:hyperlink>
-    </w:p>
-    <w:p>
-      <w:pPr>
-        <w:pStyle w:val="ListBullet"/>
-        <w:spacing w:line="240" w:lineRule="auto"/>
-        <w:ind w:left="720"/>
-      </w:pPr>
-      <w:r>
-        <w:rPr>
-          <w:lang w:val="hi_IN" w:bidi="hi_IN"/>
-        </w:rPr>
-      </w:r>
-      <w:hyperlink r:id="rId40">
-        <w:r>
-          <w:rPr>
-            <w:lang w:val="hi_IN" w:bidi="hi_IN"/>
-          </w:rPr>
-          <w:rPr>
-            <w:color w:val="0000EE"/>
-            <w:u w:val="single"/>
-          </w:rPr>
-          <w:t>1 शमूएल 10:5–6</w:t>
-        </w:r>
-      </w:hyperlink>
-    </w:p>
-    <w:p>
-      <w:pPr>
-        <w:pStyle w:val="ListBullet"/>
-        <w:spacing w:line="240" w:lineRule="auto"/>
-        <w:ind w:left="720"/>
-      </w:pPr>
-      <w:r>
-        <w:rPr>
-          <w:lang w:val="hi_IN" w:bidi="hi_IN"/>
-        </w:rPr>
-      </w:r>
-      <w:hyperlink r:id="rId118">
-        <w:r>
-          <w:rPr>
-            <w:lang w:val="hi_IN" w:bidi="hi_IN"/>
-          </w:rPr>
-          <w:rPr>
-            <w:color w:val="0000EE"/>
-            <w:u w:val="single"/>
-          </w:rPr>
-          <w:t>2 इतिहास 05:11–12</w:t>
-        </w:r>
-      </w:hyperlink>
+      <w:r>
+        <w:rPr>
+          <w:lang w:val="hi_IN" w:bidi="hi_IN"/>
+        </w:rPr>
+        <w:t>1 राजा 10:11–12</w:t>
+      </w:r>
+    </w:p>
+    <w:p>
+      <w:pPr>
+        <w:pStyle w:val="ListBullet"/>
+        <w:spacing w:line="240" w:lineRule="auto"/>
+        <w:ind w:left="720"/>
+      </w:pPr>
+      <w:r>
+        <w:rPr>
+          <w:lang w:val="hi_IN" w:bidi="hi_IN"/>
+        </w:rPr>
+      </w:r>
+      <w:r>
+        <w:rPr>
+          <w:lang w:val="hi_IN" w:bidi="hi_IN"/>
+        </w:rPr>
+        <w:t>1 शमूएल 10:5–6</w:t>
+      </w:r>
+    </w:p>
+    <w:p>
+      <w:pPr>
+        <w:pStyle w:val="ListBullet"/>
+        <w:spacing w:line="240" w:lineRule="auto"/>
+        <w:ind w:left="720"/>
+      </w:pPr>
+      <w:r>
+        <w:rPr>
+          <w:lang w:val="hi_IN" w:bidi="hi_IN"/>
+        </w:rPr>
+      </w:r>
+      <w:r>
+        <w:rPr>
+          <w:lang w:val="hi_IN" w:bidi="hi_IN"/>
+        </w:rPr>
+        <w:t>2 इतिहास 05:11–12</w:t>
+      </w:r>
     </w:p>
     <w:p>
       <w:pPr>
@@ -10964,138 +10250,102 @@
           <w:lang w:val="hi_IN" w:bidi="hi_IN"/>
         </w:rPr>
       </w:r>
-      <w:hyperlink r:id="rId119">
-        <w:r>
-          <w:rPr>
-            <w:lang w:val="hi_IN" w:bidi="hi_IN"/>
-          </w:rPr>
-          <w:rPr>
-            <w:color w:val="0000EE"/>
-            <w:u w:val="single"/>
-          </w:rPr>
-          <w:t>उत्पत्ति 8:20</w:t>
-        </w:r>
-      </w:hyperlink>
-    </w:p>
-    <w:p>
-      <w:pPr>
-        <w:pStyle w:val="ListBullet"/>
-        <w:spacing w:line="240" w:lineRule="auto"/>
-        <w:ind w:left="720"/>
-      </w:pPr>
-      <w:r>
-        <w:rPr>
-          <w:lang w:val="hi_IN" w:bidi="hi_IN"/>
-        </w:rPr>
-      </w:r>
-      <w:hyperlink r:id="rId120">
-        <w:r>
-          <w:rPr>
-            <w:lang w:val="hi_IN" w:bidi="hi_IN"/>
-          </w:rPr>
-          <w:rPr>
-            <w:color w:val="0000EE"/>
-            <w:u w:val="single"/>
-          </w:rPr>
-          <w:t>उत्पत्ति 22:9</w:t>
-        </w:r>
-      </w:hyperlink>
-    </w:p>
-    <w:p>
-      <w:pPr>
-        <w:pStyle w:val="ListBullet"/>
-        <w:spacing w:line="240" w:lineRule="auto"/>
-        <w:ind w:left="720"/>
-      </w:pPr>
-      <w:r>
-        <w:rPr>
-          <w:lang w:val="hi_IN" w:bidi="hi_IN"/>
-        </w:rPr>
-      </w:r>
-      <w:hyperlink r:id="rId121">
-        <w:r>
-          <w:rPr>
-            <w:lang w:val="hi_IN" w:bidi="hi_IN"/>
-          </w:rPr>
-          <w:rPr>
-            <w:color w:val="0000EE"/>
-            <w:u w:val="single"/>
-          </w:rPr>
-          <w:t>याकूब 2:21</w:t>
-        </w:r>
-      </w:hyperlink>
-    </w:p>
-    <w:p>
-      <w:pPr>
-        <w:pStyle w:val="ListBullet"/>
-        <w:spacing w:line="240" w:lineRule="auto"/>
-        <w:ind w:left="720"/>
-      </w:pPr>
-      <w:r>
-        <w:rPr>
-          <w:lang w:val="hi_IN" w:bidi="hi_IN"/>
-        </w:rPr>
-      </w:r>
-      <w:hyperlink r:id="rId122">
-        <w:r>
-          <w:rPr>
-            <w:lang w:val="hi_IN" w:bidi="hi_IN"/>
-          </w:rPr>
-          <w:rPr>
-            <w:color w:val="0000EE"/>
-            <w:u w:val="single"/>
-          </w:rPr>
-          <w:t>लूका 11:49–51</w:t>
-        </w:r>
-      </w:hyperlink>
-    </w:p>
-    <w:p>
-      <w:pPr>
-        <w:pStyle w:val="ListBullet"/>
-        <w:spacing w:line="240" w:lineRule="auto"/>
-        <w:ind w:left="720"/>
-      </w:pPr>
-      <w:r>
-        <w:rPr>
-          <w:lang w:val="hi_IN" w:bidi="hi_IN"/>
-        </w:rPr>
-      </w:r>
-      <w:hyperlink r:id="rId123">
-        <w:r>
-          <w:rPr>
-            <w:lang w:val="hi_IN" w:bidi="hi_IN"/>
-          </w:rPr>
-          <w:rPr>
-            <w:color w:val="0000EE"/>
-            <w:u w:val="single"/>
-          </w:rPr>
-          <w:t>मत्ती 05:23</w:t>
-        </w:r>
-      </w:hyperlink>
-    </w:p>
-    <w:p>
-      <w:pPr>
-        <w:pStyle w:val="ListBullet"/>
-        <w:spacing w:line="240" w:lineRule="auto"/>
-        <w:ind w:left="720"/>
-      </w:pPr>
-      <w:r>
-        <w:rPr>
-          <w:lang w:val="hi_IN" w:bidi="hi_IN"/>
-        </w:rPr>
-      </w:r>
-      <w:hyperlink r:id="rId124">
-        <w:r>
-          <w:rPr>
-            <w:lang w:val="hi_IN" w:bidi="hi_IN"/>
-          </w:rPr>
-          <w:rPr>
-            <w:color w:val="0000EE"/>
-            <w:u w:val="single"/>
-          </w:rPr>
-          <w:t>मत्ती 23:19</w:t>
-        </w:r>
-      </w:hyperlink>
+      <w:r>
+        <w:rPr>
+          <w:lang w:val="hi_IN" w:bidi="hi_IN"/>
+        </w:rPr>
+        <w:t>उत्पत्ति 8:20</w:t>
+      </w:r>
+    </w:p>
+    <w:p>
+      <w:pPr>
+        <w:pStyle w:val="ListBullet"/>
+        <w:spacing w:line="240" w:lineRule="auto"/>
+        <w:ind w:left="720"/>
+      </w:pPr>
+      <w:r>
+        <w:rPr>
+          <w:lang w:val="hi_IN" w:bidi="hi_IN"/>
+        </w:rPr>
+      </w:r>
+      <w:r>
+        <w:rPr>
+          <w:lang w:val="hi_IN" w:bidi="hi_IN"/>
+        </w:rPr>
+        <w:t>उत्पत्ति 22:9</w:t>
+      </w:r>
+    </w:p>
+    <w:p>
+      <w:pPr>
+        <w:pStyle w:val="ListBullet"/>
+        <w:spacing w:line="240" w:lineRule="auto"/>
+        <w:ind w:left="720"/>
+      </w:pPr>
+      <w:r>
+        <w:rPr>
+          <w:lang w:val="hi_IN" w:bidi="hi_IN"/>
+        </w:rPr>
+      </w:r>
+      <w:r>
+        <w:rPr>
+          <w:lang w:val="hi_IN" w:bidi="hi_IN"/>
+        </w:rPr>
+        <w:t>याकूब 2:21</w:t>
+      </w:r>
+    </w:p>
+    <w:p>
+      <w:pPr>
+        <w:pStyle w:val="ListBullet"/>
+        <w:spacing w:line="240" w:lineRule="auto"/>
+        <w:ind w:left="720"/>
+      </w:pPr>
+      <w:r>
+        <w:rPr>
+          <w:lang w:val="hi_IN" w:bidi="hi_IN"/>
+        </w:rPr>
+      </w:r>
+      <w:r>
+        <w:rPr>
+          <w:lang w:val="hi_IN" w:bidi="hi_IN"/>
+        </w:rPr>
+        <w:t>लूका 11:49–51</w:t>
+      </w:r>
+    </w:p>
+    <w:p>
+      <w:pPr>
+        <w:pStyle w:val="ListBullet"/>
+        <w:spacing w:line="240" w:lineRule="auto"/>
+        <w:ind w:left="720"/>
+      </w:pPr>
+      <w:r>
+        <w:rPr>
+          <w:lang w:val="hi_IN" w:bidi="hi_IN"/>
+        </w:rPr>
+      </w:r>
+      <w:r>
+        <w:rPr>
+          <w:lang w:val="hi_IN" w:bidi="hi_IN"/>
+        </w:rPr>
+        <w:t>मत्ती 05:23</w:t>
+      </w:r>
+    </w:p>
+    <w:p>
+      <w:pPr>
+        <w:pStyle w:val="ListBullet"/>
+        <w:spacing w:line="240" w:lineRule="auto"/>
+        <w:ind w:left="720"/>
+      </w:pPr>
+      <w:r>
+        <w:rPr>
+          <w:lang w:val="hi_IN" w:bidi="hi_IN"/>
+        </w:rPr>
+      </w:r>
+      <w:r>
+        <w:rPr>
+          <w:lang w:val="hi_IN" w:bidi="hi_IN"/>
+        </w:rPr>
+        <w:t>मत्ती 23:19</w:t>
+      </w:r>
     </w:p>
     <w:p>
       <w:pPr>
@@ -11506,90 +10756,66 @@
           <w:lang w:val="hi_IN" w:bidi="hi_IN"/>
         </w:rPr>
       </w:r>
-      <w:hyperlink r:id="rId86">
-        <w:r>
-          <w:rPr>
-            <w:lang w:val="hi_IN" w:bidi="hi_IN"/>
-          </w:rPr>
-          <w:rPr>
-            <w:color w:val="0000EE"/>
-            <w:u w:val="single"/>
-          </w:rPr>
-          <w:t>1 इतिहास 16:27</w:t>
-        </w:r>
-      </w:hyperlink>
-    </w:p>
-    <w:p>
-      <w:pPr>
-        <w:pStyle w:val="ListBullet"/>
-        <w:spacing w:line="240" w:lineRule="auto"/>
-        <w:ind w:left="720"/>
-      </w:pPr>
-      <w:r>
-        <w:rPr>
-          <w:lang w:val="hi_IN" w:bidi="hi_IN"/>
-        </w:rPr>
-      </w:r>
-      <w:hyperlink r:id="rId125">
-        <w:r>
-          <w:rPr>
-            <w:lang w:val="hi_IN" w:bidi="hi_IN"/>
-          </w:rPr>
-          <w:rPr>
-            <w:color w:val="0000EE"/>
-            <w:u w:val="single"/>
-          </w:rPr>
-          <w:t>निर्गमन 28:1–3</w:t>
-        </w:r>
-      </w:hyperlink>
-    </w:p>
-    <w:p>
-      <w:pPr>
-        <w:pStyle w:val="ListBullet"/>
-        <w:spacing w:line="240" w:lineRule="auto"/>
-        <w:ind w:left="720"/>
-      </w:pPr>
-      <w:r>
-        <w:rPr>
-          <w:lang w:val="hi_IN" w:bidi="hi_IN"/>
-        </w:rPr>
-      </w:r>
-      <w:hyperlink r:id="rId126">
-        <w:r>
-          <w:rPr>
-            <w:lang w:val="hi_IN" w:bidi="hi_IN"/>
-          </w:rPr>
-          <w:rPr>
-            <w:color w:val="0000EE"/>
-            <w:u w:val="single"/>
-          </w:rPr>
-          <w:t>यहेजकेल 28:07</w:t>
-        </w:r>
-      </w:hyperlink>
-    </w:p>
-    <w:p>
-      <w:pPr>
-        <w:pStyle w:val="ListBullet"/>
-        <w:spacing w:line="240" w:lineRule="auto"/>
-        <w:ind w:left="720"/>
-      </w:pPr>
-      <w:r>
-        <w:rPr>
-          <w:lang w:val="hi_IN" w:bidi="hi_IN"/>
-        </w:rPr>
-      </w:r>
-      <w:hyperlink r:id="rId127">
-        <w:r>
-          <w:rPr>
-            <w:lang w:val="hi_IN" w:bidi="hi_IN"/>
-          </w:rPr>
-          <w:rPr>
-            <w:color w:val="0000EE"/>
-            <w:u w:val="single"/>
-          </w:rPr>
-          <w:t>लूका 04:07</w:t>
-        </w:r>
-      </w:hyperlink>
+      <w:r>
+        <w:rPr>
+          <w:lang w:val="hi_IN" w:bidi="hi_IN"/>
+        </w:rPr>
+        <w:t>1 इतिहास 16:27</w:t>
+      </w:r>
+    </w:p>
+    <w:p>
+      <w:pPr>
+        <w:pStyle w:val="ListBullet"/>
+        <w:spacing w:line="240" w:lineRule="auto"/>
+        <w:ind w:left="720"/>
+      </w:pPr>
+      <w:r>
+        <w:rPr>
+          <w:lang w:val="hi_IN" w:bidi="hi_IN"/>
+        </w:rPr>
+      </w:r>
+      <w:r>
+        <w:rPr>
+          <w:lang w:val="hi_IN" w:bidi="hi_IN"/>
+        </w:rPr>
+        <w:t>निर्गमन 28:1–3</w:t>
+      </w:r>
+    </w:p>
+    <w:p>
+      <w:pPr>
+        <w:pStyle w:val="ListBullet"/>
+        <w:spacing w:line="240" w:lineRule="auto"/>
+        <w:ind w:left="720"/>
+      </w:pPr>
+      <w:r>
+        <w:rPr>
+          <w:lang w:val="hi_IN" w:bidi="hi_IN"/>
+        </w:rPr>
+      </w:r>
+      <w:r>
+        <w:rPr>
+          <w:lang w:val="hi_IN" w:bidi="hi_IN"/>
+        </w:rPr>
+        <w:t>यहेजकेल 28:07</w:t>
+      </w:r>
+    </w:p>
+    <w:p>
+      <w:pPr>
+        <w:pStyle w:val="ListBullet"/>
+        <w:spacing w:line="240" w:lineRule="auto"/>
+        <w:ind w:left="720"/>
+      </w:pPr>
+      <w:r>
+        <w:rPr>
+          <w:lang w:val="hi_IN" w:bidi="hi_IN"/>
+        </w:rPr>
+      </w:r>
+      <w:r>
+        <w:rPr>
+          <w:lang w:val="hi_IN" w:bidi="hi_IN"/>
+        </w:rPr>
+        <w:t>लूका 04:07</w:t>
+      </w:r>
     </w:p>
     <w:p>
       <w:pPr>
@@ -11620,18 +10846,12 @@
           <w:lang w:val="hi_IN" w:bidi="hi_IN"/>
         </w:rPr>
       </w:r>
-      <w:hyperlink r:id="rId128">
-        <w:r>
-          <w:rPr>
-            <w:lang w:val="hi_IN" w:bidi="hi_IN"/>
-          </w:rPr>
-          <w:rPr>
-            <w:color w:val="0000EE"/>
-            <w:u w:val="single"/>
-          </w:rPr>
-          <w:t>प्रकाशितवाक्य 21:26–27</w:t>
-        </w:r>
-      </w:hyperlink>
+      <w:r>
+        <w:rPr>
+          <w:lang w:val="hi_IN" w:bidi="hi_IN"/>
+        </w:rPr>
+        <w:t>प्रकाशितवाक्य 21:26–27</w:t>
+      </w:r>
     </w:p>
     <w:p>
       <w:pPr>
@@ -11895,90 +11115,66 @@
           <w:lang w:val="hi_IN" w:bidi="hi_IN"/>
         </w:rPr>
       </w:r>
-      <w:hyperlink r:id="rId129">
-        <w:r>
-          <w:rPr>
-            <w:lang w:val="hi_IN" w:bidi="hi_IN"/>
-          </w:rPr>
-          <w:rPr>
-            <w:color w:val="0000EE"/>
-            <w:u w:val="single"/>
-          </w:rPr>
-          <w:t>उत्पत्ति 34:31</w:t>
-        </w:r>
-      </w:hyperlink>
-    </w:p>
-    <w:p>
-      <w:pPr>
-        <w:pStyle w:val="ListBullet"/>
-        <w:spacing w:line="240" w:lineRule="auto"/>
-        <w:ind w:left="720"/>
-      </w:pPr>
-      <w:r>
-        <w:rPr>
-          <w:lang w:val="hi_IN" w:bidi="hi_IN"/>
-        </w:rPr>
-      </w:r>
-      <w:hyperlink r:id="rId130">
-        <w:r>
-          <w:rPr>
-            <w:lang w:val="hi_IN" w:bidi="hi_IN"/>
-          </w:rPr>
-          <w:rPr>
-            <w:color w:val="0000EE"/>
-            <w:u w:val="single"/>
-          </w:rPr>
-          <w:t>उत्पत्ति 38:21</w:t>
-        </w:r>
-      </w:hyperlink>
-    </w:p>
-    <w:p>
-      <w:pPr>
-        <w:pStyle w:val="ListBullet"/>
-        <w:spacing w:line="240" w:lineRule="auto"/>
-        <w:ind w:left="720"/>
-      </w:pPr>
-      <w:r>
-        <w:rPr>
-          <w:lang w:val="hi_IN" w:bidi="hi_IN"/>
-        </w:rPr>
-      </w:r>
-      <w:hyperlink r:id="rId131">
-        <w:r>
-          <w:rPr>
-            <w:lang w:val="hi_IN" w:bidi="hi_IN"/>
-          </w:rPr>
-          <w:rPr>
-            <w:color w:val="0000EE"/>
-            <w:u w:val="single"/>
-          </w:rPr>
-          <w:t>लूका 15:30</w:t>
-        </w:r>
-      </w:hyperlink>
-    </w:p>
-    <w:p>
-      <w:pPr>
-        <w:pStyle w:val="ListBullet"/>
-        <w:spacing w:line="240" w:lineRule="auto"/>
-        <w:ind w:left="720"/>
-      </w:pPr>
-      <w:r>
-        <w:rPr>
-          <w:lang w:val="hi_IN" w:bidi="hi_IN"/>
-        </w:rPr>
-      </w:r>
-      <w:hyperlink r:id="rId132">
-        <w:r>
-          <w:rPr>
-            <w:lang w:val="hi_IN" w:bidi="hi_IN"/>
-          </w:rPr>
-          <w:rPr>
-            <w:color w:val="0000EE"/>
-            <w:u w:val="single"/>
-          </w:rPr>
-          <w:t>मत्ती 21:31</w:t>
-        </w:r>
-      </w:hyperlink>
+      <w:r>
+        <w:rPr>
+          <w:lang w:val="hi_IN" w:bidi="hi_IN"/>
+        </w:rPr>
+        <w:t>उत्पत्ति 34:31</w:t>
+      </w:r>
+    </w:p>
+    <w:p>
+      <w:pPr>
+        <w:pStyle w:val="ListBullet"/>
+        <w:spacing w:line="240" w:lineRule="auto"/>
+        <w:ind w:left="720"/>
+      </w:pPr>
+      <w:r>
+        <w:rPr>
+          <w:lang w:val="hi_IN" w:bidi="hi_IN"/>
+        </w:rPr>
+      </w:r>
+      <w:r>
+        <w:rPr>
+          <w:lang w:val="hi_IN" w:bidi="hi_IN"/>
+        </w:rPr>
+        <w:t>उत्पत्ति 38:21</w:t>
+      </w:r>
+    </w:p>
+    <w:p>
+      <w:pPr>
+        <w:pStyle w:val="ListBullet"/>
+        <w:spacing w:line="240" w:lineRule="auto"/>
+        <w:ind w:left="720"/>
+      </w:pPr>
+      <w:r>
+        <w:rPr>
+          <w:lang w:val="hi_IN" w:bidi="hi_IN"/>
+        </w:rPr>
+      </w:r>
+      <w:r>
+        <w:rPr>
+          <w:lang w:val="hi_IN" w:bidi="hi_IN"/>
+        </w:rPr>
+        <w:t>लूका 15:30</w:t>
+      </w:r>
+    </w:p>
+    <w:p>
+      <w:pPr>
+        <w:pStyle w:val="ListBullet"/>
+        <w:spacing w:line="240" w:lineRule="auto"/>
+        <w:ind w:left="720"/>
+      </w:pPr>
+      <w:r>
+        <w:rPr>
+          <w:lang w:val="hi_IN" w:bidi="hi_IN"/>
+        </w:rPr>
+      </w:r>
+      <w:r>
+        <w:rPr>
+          <w:lang w:val="hi_IN" w:bidi="hi_IN"/>
+        </w:rPr>
+        <w:t>मत्ती 21:31</w:t>
+      </w:r>
     </w:p>
     <w:p>
       <w:pPr>
